--- a/flow/20230914_vu_template/drafts/2024-12-g/27-ПТ-первомч.Стефана.docx
+++ b/flow/20230914_vu_template/drafts/2024-12-g/27-ПТ-первомч.Стефана.docx
@@ -2290,294 +2290,7 @@
           <w:rFonts w:ascii="Times New Roman" w:hAnsi="Times New Roman"/>
           <w:sz w:val="24"/>
         </w:rPr>
-        <w:t xml:space="preserve"> </w:t>
-      </w:r>
-      <w:r>
-        <w:rPr>
-          <w:rFonts w:ascii="Times New Roman" w:hAnsi="Times New Roman"/>
-          <w:sz w:val="24"/>
-        </w:rPr>
-        <w:t>Бо</w:t>
-      </w:r>
-      <w:r>
-        <w:rPr>
-          <w:rFonts w:ascii="Times New Roman" w:hAnsi="Times New Roman"/>
-          <w:sz w:val="24"/>
-        </w:rPr>
-        <w:t xml:space="preserve"> </w:t>
-      </w:r>
-      <w:r>
-        <w:rPr>
-          <w:rFonts w:ascii="Times New Roman" w:hAnsi="Times New Roman"/>
-          <w:sz w:val="24"/>
-        </w:rPr>
-        <w:t>Твоє</w:t>
-      </w:r>
-      <w:r>
-        <w:rPr>
-          <w:rFonts w:ascii="Times New Roman" w:hAnsi="Times New Roman"/>
-          <w:sz w:val="24"/>
-        </w:rPr>
-        <w:t xml:space="preserve"> </w:t>
-      </w:r>
-      <w:r>
-        <w:rPr>
-          <w:rFonts w:ascii="Times New Roman" w:hAnsi="Times New Roman"/>
-          <w:sz w:val="24"/>
-        </w:rPr>
-        <w:t>є</w:t>
-      </w:r>
-      <w:r>
-        <w:rPr>
-          <w:rFonts w:ascii="Times New Roman" w:hAnsi="Times New Roman"/>
-          <w:sz w:val="24"/>
-        </w:rPr>
-        <w:t xml:space="preserve"> </w:t>
-      </w:r>
-      <w:r>
-        <w:rPr>
-          <w:rFonts w:ascii="Times New Roman" w:hAnsi="Times New Roman"/>
-          <w:sz w:val="24"/>
-        </w:rPr>
-        <w:t>царство,</w:t>
-      </w:r>
-      <w:r>
-        <w:rPr>
-          <w:rFonts w:ascii="Times New Roman" w:hAnsi="Times New Roman"/>
-          <w:sz w:val="24"/>
-        </w:rPr>
-        <w:t xml:space="preserve"> </w:t>
-      </w:r>
-      <w:r>
-        <w:rPr>
-          <w:rFonts w:ascii="Times New Roman" w:hAnsi="Times New Roman"/>
-          <w:sz w:val="24"/>
-        </w:rPr>
-        <w:t>і</w:t>
-      </w:r>
-      <w:r>
-        <w:rPr>
-          <w:rFonts w:ascii="Times New Roman" w:hAnsi="Times New Roman"/>
-          <w:sz w:val="24"/>
-        </w:rPr>
-        <w:t xml:space="preserve"> </w:t>
-      </w:r>
-      <w:r>
-        <w:rPr>
-          <w:rFonts w:ascii="Times New Roman" w:hAnsi="Times New Roman"/>
-          <w:sz w:val="24"/>
-        </w:rPr>
-        <w:t>сила,</w:t>
-      </w:r>
-      <w:r>
-        <w:rPr>
-          <w:rFonts w:ascii="Times New Roman" w:hAnsi="Times New Roman"/>
-          <w:sz w:val="24"/>
-        </w:rPr>
-        <w:t xml:space="preserve"> </w:t>
-      </w:r>
-      <w:r>
-        <w:rPr>
-          <w:rFonts w:ascii="Times New Roman" w:hAnsi="Times New Roman"/>
-          <w:sz w:val="24"/>
-        </w:rPr>
-        <w:t>і</w:t>
-      </w:r>
-      <w:r>
-        <w:rPr>
-          <w:rFonts w:ascii="Times New Roman" w:hAnsi="Times New Roman"/>
-          <w:sz w:val="24"/>
-        </w:rPr>
-        <w:t xml:space="preserve"> </w:t>
-      </w:r>
-      <w:r>
-        <w:rPr>
-          <w:rFonts w:ascii="Times New Roman" w:hAnsi="Times New Roman"/>
-          <w:sz w:val="24"/>
-        </w:rPr>
-        <w:t>слава,</w:t>
-      </w:r>
-      <w:r>
-        <w:rPr>
-          <w:rFonts w:ascii="Times New Roman" w:hAnsi="Times New Roman"/>
-          <w:sz w:val="24"/>
-        </w:rPr>
-        <w:t xml:space="preserve"> </w:t>
-      </w:r>
-      <w:r>
-        <w:rPr>
-          <w:rFonts w:ascii="Times New Roman" w:hAnsi="Times New Roman"/>
-          <w:sz w:val="24"/>
-        </w:rPr>
-        <w:t>Отця,</w:t>
-      </w:r>
-      <w:r>
-        <w:rPr>
-          <w:rFonts w:ascii="Times New Roman" w:hAnsi="Times New Roman"/>
-          <w:sz w:val="24"/>
-        </w:rPr>
-        <w:t xml:space="preserve"> </w:t>
-      </w:r>
-      <w:r>
-        <w:rPr>
-          <w:rFonts w:ascii="Times New Roman" w:hAnsi="Times New Roman"/>
-          <w:sz w:val="24"/>
-        </w:rPr>
-        <w:t>і</w:t>
-      </w:r>
-      <w:r>
-        <w:rPr>
-          <w:rFonts w:ascii="Times New Roman" w:hAnsi="Times New Roman"/>
-          <w:sz w:val="24"/>
-        </w:rPr>
-        <w:t xml:space="preserve"> </w:t>
-      </w:r>
-      <w:r>
-        <w:rPr>
-          <w:rFonts w:ascii="Times New Roman" w:hAnsi="Times New Roman"/>
-          <w:sz w:val="24"/>
-        </w:rPr>
-        <w:t>Сина,</w:t>
-      </w:r>
-      <w:r>
-        <w:rPr>
-          <w:rFonts w:ascii="Times New Roman" w:hAnsi="Times New Roman"/>
-          <w:sz w:val="24"/>
-        </w:rPr>
-        <w:t xml:space="preserve"> </w:t>
-      </w:r>
-      <w:r>
-        <w:rPr>
-          <w:rFonts w:ascii="Times New Roman" w:hAnsi="Times New Roman"/>
-          <w:sz w:val="24"/>
-        </w:rPr>
-        <w:t>і</w:t>
-      </w:r>
-      <w:r>
-        <w:rPr>
-          <w:rFonts w:ascii="Times New Roman" w:hAnsi="Times New Roman"/>
-          <w:sz w:val="24"/>
-        </w:rPr>
-        <w:t xml:space="preserve"> </w:t>
-      </w:r>
-      <w:r>
-        <w:rPr>
-          <w:rFonts w:ascii="Times New Roman" w:hAnsi="Times New Roman"/>
-          <w:sz w:val="24"/>
-        </w:rPr>
-        <w:t>Святого</w:t>
-      </w:r>
-      <w:r>
-        <w:rPr>
-          <w:rFonts w:ascii="Times New Roman" w:hAnsi="Times New Roman"/>
-          <w:sz w:val="24"/>
-        </w:rPr>
-        <w:t xml:space="preserve"> </w:t>
-      </w:r>
-      <w:r>
-        <w:rPr>
-          <w:rFonts w:ascii="Times New Roman" w:hAnsi="Times New Roman"/>
-          <w:sz w:val="24"/>
-        </w:rPr>
-        <w:t>Духа,</w:t>
-      </w:r>
-      <w:r>
-        <w:rPr>
-          <w:rFonts w:ascii="Times New Roman" w:hAnsi="Times New Roman"/>
-          <w:sz w:val="24"/>
-        </w:rPr>
-        <w:t xml:space="preserve"> </w:t>
-      </w:r>
-      <w:r>
-        <w:rPr>
-          <w:rFonts w:ascii="Times New Roman" w:hAnsi="Times New Roman"/>
-          <w:sz w:val="24"/>
-        </w:rPr>
-        <w:t>нині,</w:t>
-      </w:r>
-      <w:r>
-        <w:rPr>
-          <w:rFonts w:ascii="Times New Roman" w:hAnsi="Times New Roman"/>
-          <w:sz w:val="24"/>
-        </w:rPr>
-        <w:t xml:space="preserve"> </w:t>
-      </w:r>
-      <w:r>
-        <w:rPr>
-          <w:rFonts w:ascii="Times New Roman" w:hAnsi="Times New Roman"/>
-          <w:sz w:val="24"/>
-        </w:rPr>
-        <w:t>і</w:t>
-      </w:r>
-      <w:r>
-        <w:rPr>
-          <w:rFonts w:ascii="Times New Roman" w:hAnsi="Times New Roman"/>
-          <w:sz w:val="24"/>
-        </w:rPr>
-        <w:t xml:space="preserve"> </w:t>
-      </w:r>
-      <w:r>
-        <w:rPr>
-          <w:rFonts w:ascii="Times New Roman" w:hAnsi="Times New Roman"/>
-          <w:sz w:val="24"/>
-        </w:rPr>
-        <w:t>повсякчас,</w:t>
-      </w:r>
-      <w:r>
-        <w:rPr>
-          <w:rFonts w:ascii="Times New Roman" w:hAnsi="Times New Roman"/>
-          <w:sz w:val="24"/>
-        </w:rPr>
-        <w:t xml:space="preserve"> </w:t>
-      </w:r>
-      <w:r>
-        <w:rPr>
-          <w:rFonts w:ascii="Times New Roman" w:hAnsi="Times New Roman"/>
-          <w:sz w:val="24"/>
-        </w:rPr>
-        <w:t>і</w:t>
-      </w:r>
-      <w:r>
-        <w:rPr>
-          <w:rFonts w:ascii="Times New Roman" w:hAnsi="Times New Roman"/>
-          <w:sz w:val="24"/>
-        </w:rPr>
-        <w:t xml:space="preserve"> </w:t>
-      </w:r>
-      <w:r>
-        <w:rPr>
-          <w:rFonts w:ascii="Times New Roman" w:hAnsi="Times New Roman"/>
-          <w:sz w:val="24"/>
-        </w:rPr>
-        <w:t>на</w:t>
-      </w:r>
-      <w:r>
-        <w:rPr>
-          <w:rFonts w:ascii="Times New Roman" w:hAnsi="Times New Roman"/>
-          <w:sz w:val="24"/>
-        </w:rPr>
-        <w:t xml:space="preserve"> </w:t>
-      </w:r>
-      <w:r>
-        <w:rPr>
-          <w:rFonts w:ascii="Times New Roman" w:hAnsi="Times New Roman"/>
-          <w:sz w:val="24"/>
-        </w:rPr>
-        <w:t>віки</w:t>
-      </w:r>
-      <w:r>
-        <w:rPr>
-          <w:rFonts w:ascii="Times New Roman" w:hAnsi="Times New Roman"/>
-          <w:sz w:val="24"/>
-        </w:rPr>
-        <w:t xml:space="preserve"> </w:t>
-      </w:r>
-      <w:r>
-        <w:rPr>
-          <w:rFonts w:ascii="Times New Roman" w:hAnsi="Times New Roman"/>
-          <w:sz w:val="24"/>
-        </w:rPr>
-        <w:t>віків.</w:t>
+        <w:t xml:space="preserve"> Бо Твоє є царство, і сила, і слава, Отця, і Сина, і Святого Духа, нині, і повсякчас, і на віки віків.</w:t>
       </w:r>
     </w:p>
     <w:p>
@@ -13643,7 +13356,7 @@
         <w:rPr>
           <w:rFonts w:ascii="Times New Roman" w:hAnsi="Times New Roman"/>
           <w:i/>
-          <w:color w:val="FF4400"/>
+          <w:color w:val="FF0000"/>
           <w:sz w:val="24"/>
         </w:rPr>
         <w:t>Священник:</w:t>
@@ -13653,294 +13366,7 @@
           <w:rFonts w:ascii="Times New Roman" w:hAnsi="Times New Roman"/>
           <w:sz w:val="24"/>
         </w:rPr>
-        <w:t xml:space="preserve"> </w:t>
-      </w:r>
-      <w:r>
-        <w:rPr>
-          <w:rFonts w:ascii="Times New Roman" w:hAnsi="Times New Roman"/>
-          <w:sz w:val="24"/>
-        </w:rPr>
-        <w:t>Бо</w:t>
-      </w:r>
-      <w:r>
-        <w:rPr>
-          <w:rFonts w:ascii="Times New Roman" w:hAnsi="Times New Roman"/>
-          <w:sz w:val="24"/>
-        </w:rPr>
-        <w:t xml:space="preserve"> </w:t>
-      </w:r>
-      <w:r>
-        <w:rPr>
-          <w:rFonts w:ascii="Times New Roman" w:hAnsi="Times New Roman"/>
-          <w:sz w:val="24"/>
-        </w:rPr>
-        <w:t>Тобі</w:t>
-      </w:r>
-      <w:r>
-        <w:rPr>
-          <w:rFonts w:ascii="Times New Roman" w:hAnsi="Times New Roman"/>
-          <w:sz w:val="24"/>
-        </w:rPr>
-        <w:t xml:space="preserve"> </w:t>
-      </w:r>
-      <w:r>
-        <w:rPr>
-          <w:rFonts w:ascii="Times New Roman" w:hAnsi="Times New Roman"/>
-          <w:sz w:val="24"/>
-        </w:rPr>
-        <w:t>належить</w:t>
-      </w:r>
-      <w:r>
-        <w:rPr>
-          <w:rFonts w:ascii="Times New Roman" w:hAnsi="Times New Roman"/>
-          <w:sz w:val="24"/>
-        </w:rPr>
-        <w:t xml:space="preserve"> </w:t>
-      </w:r>
-      <w:r>
-        <w:rPr>
-          <w:rFonts w:ascii="Times New Roman" w:hAnsi="Times New Roman"/>
-          <w:sz w:val="24"/>
-        </w:rPr>
-        <w:t>усяка</w:t>
-      </w:r>
-      <w:r>
-        <w:rPr>
-          <w:rFonts w:ascii="Times New Roman" w:hAnsi="Times New Roman"/>
-          <w:sz w:val="24"/>
-        </w:rPr>
-        <w:t xml:space="preserve"> </w:t>
-      </w:r>
-      <w:r>
-        <w:rPr>
-          <w:rFonts w:ascii="Times New Roman" w:hAnsi="Times New Roman"/>
-          <w:sz w:val="24"/>
-        </w:rPr>
-        <w:t>слава,</w:t>
-      </w:r>
-      <w:r>
-        <w:rPr>
-          <w:rFonts w:ascii="Times New Roman" w:hAnsi="Times New Roman"/>
-          <w:sz w:val="24"/>
-        </w:rPr>
-        <w:t xml:space="preserve"> </w:t>
-      </w:r>
-      <w:r>
-        <w:rPr>
-          <w:rFonts w:ascii="Times New Roman" w:hAnsi="Times New Roman"/>
-          <w:sz w:val="24"/>
-        </w:rPr>
-        <w:t>честь</w:t>
-      </w:r>
-      <w:r>
-        <w:rPr>
-          <w:rFonts w:ascii="Times New Roman" w:hAnsi="Times New Roman"/>
-          <w:sz w:val="24"/>
-        </w:rPr>
-        <w:t xml:space="preserve"> </w:t>
-      </w:r>
-      <w:r>
-        <w:rPr>
-          <w:rFonts w:ascii="Times New Roman" w:hAnsi="Times New Roman"/>
-          <w:sz w:val="24"/>
-        </w:rPr>
-        <w:t>і</w:t>
-      </w:r>
-      <w:r>
-        <w:rPr>
-          <w:rFonts w:ascii="Times New Roman" w:hAnsi="Times New Roman"/>
-          <w:sz w:val="24"/>
-        </w:rPr>
-        <w:t xml:space="preserve"> </w:t>
-      </w:r>
-      <w:r>
-        <w:rPr>
-          <w:rFonts w:ascii="Times New Roman" w:hAnsi="Times New Roman"/>
-          <w:sz w:val="24"/>
-        </w:rPr>
-        <w:t>поклоніння,</w:t>
-      </w:r>
-      <w:r>
-        <w:rPr>
-          <w:rFonts w:ascii="Times New Roman" w:hAnsi="Times New Roman"/>
-          <w:sz w:val="24"/>
-        </w:rPr>
-        <w:t xml:space="preserve"> </w:t>
-      </w:r>
-      <w:r>
-        <w:rPr>
-          <w:rFonts w:ascii="Times New Roman" w:hAnsi="Times New Roman"/>
-          <w:sz w:val="24"/>
-        </w:rPr>
-        <w:t>Отцю,</w:t>
-      </w:r>
-      <w:r>
-        <w:rPr>
-          <w:rFonts w:ascii="Times New Roman" w:hAnsi="Times New Roman"/>
-          <w:sz w:val="24"/>
-        </w:rPr>
-        <w:t xml:space="preserve"> </w:t>
-      </w:r>
-      <w:r>
-        <w:rPr>
-          <w:rFonts w:ascii="Times New Roman" w:hAnsi="Times New Roman"/>
-          <w:sz w:val="24"/>
-        </w:rPr>
-        <w:t>і</w:t>
-      </w:r>
-      <w:r>
-        <w:rPr>
-          <w:rFonts w:ascii="Times New Roman" w:hAnsi="Times New Roman"/>
-          <w:sz w:val="24"/>
-        </w:rPr>
-        <w:t xml:space="preserve"> </w:t>
-      </w:r>
-      <w:r>
-        <w:rPr>
-          <w:rFonts w:ascii="Times New Roman" w:hAnsi="Times New Roman"/>
-          <w:sz w:val="24"/>
-        </w:rPr>
-        <w:t>Сину,</w:t>
-      </w:r>
-      <w:r>
-        <w:rPr>
-          <w:rFonts w:ascii="Times New Roman" w:hAnsi="Times New Roman"/>
-          <w:sz w:val="24"/>
-        </w:rPr>
-        <w:t xml:space="preserve"> </w:t>
-      </w:r>
-      <w:r>
-        <w:rPr>
-          <w:rFonts w:ascii="Times New Roman" w:hAnsi="Times New Roman"/>
-          <w:sz w:val="24"/>
-        </w:rPr>
-        <w:t>і</w:t>
-      </w:r>
-      <w:r>
-        <w:rPr>
-          <w:rFonts w:ascii="Times New Roman" w:hAnsi="Times New Roman"/>
-          <w:sz w:val="24"/>
-        </w:rPr>
-        <w:t xml:space="preserve"> </w:t>
-      </w:r>
-      <w:r>
-        <w:rPr>
-          <w:rFonts w:ascii="Times New Roman" w:hAnsi="Times New Roman"/>
-          <w:sz w:val="24"/>
-        </w:rPr>
-        <w:t>Святому</w:t>
-      </w:r>
-      <w:r>
-        <w:rPr>
-          <w:rFonts w:ascii="Times New Roman" w:hAnsi="Times New Roman"/>
-          <w:sz w:val="24"/>
-        </w:rPr>
-        <w:t xml:space="preserve"> </w:t>
-      </w:r>
-      <w:r>
-        <w:rPr>
-          <w:rFonts w:ascii="Times New Roman" w:hAnsi="Times New Roman"/>
-          <w:sz w:val="24"/>
-        </w:rPr>
-        <w:t>Духові,</w:t>
-      </w:r>
-      <w:r>
-        <w:rPr>
-          <w:rFonts w:ascii="Times New Roman" w:hAnsi="Times New Roman"/>
-          <w:sz w:val="24"/>
-        </w:rPr>
-        <w:t xml:space="preserve"> </w:t>
-      </w:r>
-      <w:r>
-        <w:rPr>
-          <w:rFonts w:ascii="Times New Roman" w:hAnsi="Times New Roman"/>
-          <w:sz w:val="24"/>
-        </w:rPr>
-        <w:t>нині,</w:t>
-      </w:r>
-      <w:r>
-        <w:rPr>
-          <w:rFonts w:ascii="Times New Roman" w:hAnsi="Times New Roman"/>
-          <w:sz w:val="24"/>
-        </w:rPr>
-        <w:t xml:space="preserve"> </w:t>
-      </w:r>
-      <w:r>
-        <w:rPr>
-          <w:rFonts w:ascii="Times New Roman" w:hAnsi="Times New Roman"/>
-          <w:sz w:val="24"/>
-        </w:rPr>
-        <w:t>і</w:t>
-      </w:r>
-      <w:r>
-        <w:rPr>
-          <w:rFonts w:ascii="Times New Roman" w:hAnsi="Times New Roman"/>
-          <w:sz w:val="24"/>
-        </w:rPr>
-        <w:t xml:space="preserve"> </w:t>
-      </w:r>
-      <w:r>
-        <w:rPr>
-          <w:rFonts w:ascii="Times New Roman" w:hAnsi="Times New Roman"/>
-          <w:sz w:val="24"/>
-        </w:rPr>
-        <w:t>повсякчас,</w:t>
-      </w:r>
-      <w:r>
-        <w:rPr>
-          <w:rFonts w:ascii="Times New Roman" w:hAnsi="Times New Roman"/>
-          <w:sz w:val="24"/>
-        </w:rPr>
-        <w:t xml:space="preserve"> </w:t>
-      </w:r>
-      <w:r>
-        <w:rPr>
-          <w:rFonts w:ascii="Times New Roman" w:hAnsi="Times New Roman"/>
-          <w:sz w:val="24"/>
-        </w:rPr>
-        <w:t>і</w:t>
-      </w:r>
-      <w:r>
-        <w:rPr>
-          <w:rFonts w:ascii="Times New Roman" w:hAnsi="Times New Roman"/>
-          <w:sz w:val="24"/>
-        </w:rPr>
-        <w:t xml:space="preserve"> </w:t>
-      </w:r>
-      <w:r>
-        <w:rPr>
-          <w:rFonts w:ascii="Times New Roman" w:hAnsi="Times New Roman"/>
-          <w:sz w:val="24"/>
-        </w:rPr>
-        <w:t>на</w:t>
-      </w:r>
-      <w:r>
-        <w:rPr>
-          <w:rFonts w:ascii="Times New Roman" w:hAnsi="Times New Roman"/>
-          <w:sz w:val="24"/>
-        </w:rPr>
-        <w:t xml:space="preserve"> </w:t>
-      </w:r>
-      <w:r>
-        <w:rPr>
-          <w:rFonts w:ascii="Times New Roman" w:hAnsi="Times New Roman"/>
-          <w:sz w:val="24"/>
-        </w:rPr>
-        <w:t>віки</w:t>
-      </w:r>
-      <w:r>
-        <w:rPr>
-          <w:rFonts w:ascii="Times New Roman" w:hAnsi="Times New Roman"/>
-          <w:sz w:val="24"/>
-        </w:rPr>
-        <w:t xml:space="preserve"> </w:t>
-      </w:r>
-      <w:r>
-        <w:rPr>
-          <w:rFonts w:ascii="Times New Roman" w:hAnsi="Times New Roman"/>
-          <w:sz w:val="24"/>
-        </w:rPr>
-        <w:t>віків.</w:t>
+        <w:t xml:space="preserve"> Бо Тобі належить усяка слава, честь і поклоніння, Отцю, і Сину, і Святому Духові, нині, і повсякчас, і на віки віків.</w:t>
       </w:r>
     </w:p>
     <w:p>
@@ -28142,294 +27568,7 @@
           <w:rFonts w:ascii="Times New Roman" w:hAnsi="Times New Roman"/>
           <w:sz w:val="24"/>
         </w:rPr>
-        <w:t xml:space="preserve"> </w:t>
-      </w:r>
-      <w:r>
-        <w:rPr>
-          <w:rFonts w:ascii="Times New Roman" w:hAnsi="Times New Roman"/>
-          <w:sz w:val="24"/>
-        </w:rPr>
-        <w:t>Бо</w:t>
-      </w:r>
-      <w:r>
-        <w:rPr>
-          <w:rFonts w:ascii="Times New Roman" w:hAnsi="Times New Roman"/>
-          <w:sz w:val="24"/>
-        </w:rPr>
-        <w:t xml:space="preserve"> </w:t>
-      </w:r>
-      <w:r>
-        <w:rPr>
-          <w:rFonts w:ascii="Times New Roman" w:hAnsi="Times New Roman"/>
-          <w:sz w:val="24"/>
-        </w:rPr>
-        <w:t>Твоє</w:t>
-      </w:r>
-      <w:r>
-        <w:rPr>
-          <w:rFonts w:ascii="Times New Roman" w:hAnsi="Times New Roman"/>
-          <w:sz w:val="24"/>
-        </w:rPr>
-        <w:t xml:space="preserve"> </w:t>
-      </w:r>
-      <w:r>
-        <w:rPr>
-          <w:rFonts w:ascii="Times New Roman" w:hAnsi="Times New Roman"/>
-          <w:sz w:val="24"/>
-        </w:rPr>
-        <w:t>є</w:t>
-      </w:r>
-      <w:r>
-        <w:rPr>
-          <w:rFonts w:ascii="Times New Roman" w:hAnsi="Times New Roman"/>
-          <w:sz w:val="24"/>
-        </w:rPr>
-        <w:t xml:space="preserve"> </w:t>
-      </w:r>
-      <w:r>
-        <w:rPr>
-          <w:rFonts w:ascii="Times New Roman" w:hAnsi="Times New Roman"/>
-          <w:sz w:val="24"/>
-        </w:rPr>
-        <w:t>царство,</w:t>
-      </w:r>
-      <w:r>
-        <w:rPr>
-          <w:rFonts w:ascii="Times New Roman" w:hAnsi="Times New Roman"/>
-          <w:sz w:val="24"/>
-        </w:rPr>
-        <w:t xml:space="preserve"> </w:t>
-      </w:r>
-      <w:r>
-        <w:rPr>
-          <w:rFonts w:ascii="Times New Roman" w:hAnsi="Times New Roman"/>
-          <w:sz w:val="24"/>
-        </w:rPr>
-        <w:t>і</w:t>
-      </w:r>
-      <w:r>
-        <w:rPr>
-          <w:rFonts w:ascii="Times New Roman" w:hAnsi="Times New Roman"/>
-          <w:sz w:val="24"/>
-        </w:rPr>
-        <w:t xml:space="preserve"> </w:t>
-      </w:r>
-      <w:r>
-        <w:rPr>
-          <w:rFonts w:ascii="Times New Roman" w:hAnsi="Times New Roman"/>
-          <w:sz w:val="24"/>
-        </w:rPr>
-        <w:t>сила,</w:t>
-      </w:r>
-      <w:r>
-        <w:rPr>
-          <w:rFonts w:ascii="Times New Roman" w:hAnsi="Times New Roman"/>
-          <w:sz w:val="24"/>
-        </w:rPr>
-        <w:t xml:space="preserve"> </w:t>
-      </w:r>
-      <w:r>
-        <w:rPr>
-          <w:rFonts w:ascii="Times New Roman" w:hAnsi="Times New Roman"/>
-          <w:sz w:val="24"/>
-        </w:rPr>
-        <w:t>і</w:t>
-      </w:r>
-      <w:r>
-        <w:rPr>
-          <w:rFonts w:ascii="Times New Roman" w:hAnsi="Times New Roman"/>
-          <w:sz w:val="24"/>
-        </w:rPr>
-        <w:t xml:space="preserve"> </w:t>
-      </w:r>
-      <w:r>
-        <w:rPr>
-          <w:rFonts w:ascii="Times New Roman" w:hAnsi="Times New Roman"/>
-          <w:sz w:val="24"/>
-        </w:rPr>
-        <w:t>слава,</w:t>
-      </w:r>
-      <w:r>
-        <w:rPr>
-          <w:rFonts w:ascii="Times New Roman" w:hAnsi="Times New Roman"/>
-          <w:sz w:val="24"/>
-        </w:rPr>
-        <w:t xml:space="preserve"> </w:t>
-      </w:r>
-      <w:r>
-        <w:rPr>
-          <w:rFonts w:ascii="Times New Roman" w:hAnsi="Times New Roman"/>
-          <w:sz w:val="24"/>
-        </w:rPr>
-        <w:t>Отця,</w:t>
-      </w:r>
-      <w:r>
-        <w:rPr>
-          <w:rFonts w:ascii="Times New Roman" w:hAnsi="Times New Roman"/>
-          <w:sz w:val="24"/>
-        </w:rPr>
-        <w:t xml:space="preserve"> </w:t>
-      </w:r>
-      <w:r>
-        <w:rPr>
-          <w:rFonts w:ascii="Times New Roman" w:hAnsi="Times New Roman"/>
-          <w:sz w:val="24"/>
-        </w:rPr>
-        <w:t>і</w:t>
-      </w:r>
-      <w:r>
-        <w:rPr>
-          <w:rFonts w:ascii="Times New Roman" w:hAnsi="Times New Roman"/>
-          <w:sz w:val="24"/>
-        </w:rPr>
-        <w:t xml:space="preserve"> </w:t>
-      </w:r>
-      <w:r>
-        <w:rPr>
-          <w:rFonts w:ascii="Times New Roman" w:hAnsi="Times New Roman"/>
-          <w:sz w:val="24"/>
-        </w:rPr>
-        <w:t>Сина,</w:t>
-      </w:r>
-      <w:r>
-        <w:rPr>
-          <w:rFonts w:ascii="Times New Roman" w:hAnsi="Times New Roman"/>
-          <w:sz w:val="24"/>
-        </w:rPr>
-        <w:t xml:space="preserve"> </w:t>
-      </w:r>
-      <w:r>
-        <w:rPr>
-          <w:rFonts w:ascii="Times New Roman" w:hAnsi="Times New Roman"/>
-          <w:sz w:val="24"/>
-        </w:rPr>
-        <w:t>і</w:t>
-      </w:r>
-      <w:r>
-        <w:rPr>
-          <w:rFonts w:ascii="Times New Roman" w:hAnsi="Times New Roman"/>
-          <w:sz w:val="24"/>
-        </w:rPr>
-        <w:t xml:space="preserve"> </w:t>
-      </w:r>
-      <w:r>
-        <w:rPr>
-          <w:rFonts w:ascii="Times New Roman" w:hAnsi="Times New Roman"/>
-          <w:sz w:val="24"/>
-        </w:rPr>
-        <w:t>Святого</w:t>
-      </w:r>
-      <w:r>
-        <w:rPr>
-          <w:rFonts w:ascii="Times New Roman" w:hAnsi="Times New Roman"/>
-          <w:sz w:val="24"/>
-        </w:rPr>
-        <w:t xml:space="preserve"> </w:t>
-      </w:r>
-      <w:r>
-        <w:rPr>
-          <w:rFonts w:ascii="Times New Roman" w:hAnsi="Times New Roman"/>
-          <w:sz w:val="24"/>
-        </w:rPr>
-        <w:t>Духа,</w:t>
-      </w:r>
-      <w:r>
-        <w:rPr>
-          <w:rFonts w:ascii="Times New Roman" w:hAnsi="Times New Roman"/>
-          <w:sz w:val="24"/>
-        </w:rPr>
-        <w:t xml:space="preserve"> </w:t>
-      </w:r>
-      <w:r>
-        <w:rPr>
-          <w:rFonts w:ascii="Times New Roman" w:hAnsi="Times New Roman"/>
-          <w:sz w:val="24"/>
-        </w:rPr>
-        <w:t>нині,</w:t>
-      </w:r>
-      <w:r>
-        <w:rPr>
-          <w:rFonts w:ascii="Times New Roman" w:hAnsi="Times New Roman"/>
-          <w:sz w:val="24"/>
-        </w:rPr>
-        <w:t xml:space="preserve"> </w:t>
-      </w:r>
-      <w:r>
-        <w:rPr>
-          <w:rFonts w:ascii="Times New Roman" w:hAnsi="Times New Roman"/>
-          <w:sz w:val="24"/>
-        </w:rPr>
-        <w:t>і</w:t>
-      </w:r>
-      <w:r>
-        <w:rPr>
-          <w:rFonts w:ascii="Times New Roman" w:hAnsi="Times New Roman"/>
-          <w:sz w:val="24"/>
-        </w:rPr>
-        <w:t xml:space="preserve"> </w:t>
-      </w:r>
-      <w:r>
-        <w:rPr>
-          <w:rFonts w:ascii="Times New Roman" w:hAnsi="Times New Roman"/>
-          <w:sz w:val="24"/>
-        </w:rPr>
-        <w:t>повсякчас,</w:t>
-      </w:r>
-      <w:r>
-        <w:rPr>
-          <w:rFonts w:ascii="Times New Roman" w:hAnsi="Times New Roman"/>
-          <w:sz w:val="24"/>
-        </w:rPr>
-        <w:t xml:space="preserve"> </w:t>
-      </w:r>
-      <w:r>
-        <w:rPr>
-          <w:rFonts w:ascii="Times New Roman" w:hAnsi="Times New Roman"/>
-          <w:sz w:val="24"/>
-        </w:rPr>
-        <w:t>і</w:t>
-      </w:r>
-      <w:r>
-        <w:rPr>
-          <w:rFonts w:ascii="Times New Roman" w:hAnsi="Times New Roman"/>
-          <w:sz w:val="24"/>
-        </w:rPr>
-        <w:t xml:space="preserve"> </w:t>
-      </w:r>
-      <w:r>
-        <w:rPr>
-          <w:rFonts w:ascii="Times New Roman" w:hAnsi="Times New Roman"/>
-          <w:sz w:val="24"/>
-        </w:rPr>
-        <w:t>на</w:t>
-      </w:r>
-      <w:r>
-        <w:rPr>
-          <w:rFonts w:ascii="Times New Roman" w:hAnsi="Times New Roman"/>
-          <w:sz w:val="24"/>
-        </w:rPr>
-        <w:t xml:space="preserve"> </w:t>
-      </w:r>
-      <w:r>
-        <w:rPr>
-          <w:rFonts w:ascii="Times New Roman" w:hAnsi="Times New Roman"/>
-          <w:sz w:val="24"/>
-        </w:rPr>
-        <w:t>віки</w:t>
-      </w:r>
-      <w:r>
-        <w:rPr>
-          <w:rFonts w:ascii="Times New Roman" w:hAnsi="Times New Roman"/>
-          <w:sz w:val="24"/>
-        </w:rPr>
-        <w:t xml:space="preserve"> </w:t>
-      </w:r>
-      <w:r>
-        <w:rPr>
-          <w:rFonts w:ascii="Times New Roman" w:hAnsi="Times New Roman"/>
-          <w:sz w:val="24"/>
-        </w:rPr>
-        <w:t>віків.</w:t>
+        <w:t xml:space="preserve"> Бо Твоє є царство, і сила, і слава, Отця, і Сина, і Святого Духа, нині, і повсякчас, і на віки віків.</w:t>
       </w:r>
     </w:p>
     <w:p>
@@ -30535,7 +29674,7 @@
         <w:rPr>
           <w:rFonts w:ascii="Times New Roman" w:hAnsi="Times New Roman"/>
           <w:i/>
-          <w:color w:val="FF4400"/>
+          <w:color w:val="FF0000"/>
           <w:sz w:val="24"/>
         </w:rPr>
         <w:t>Священник:</w:t>
@@ -30543,326 +29682,9 @@
       <w:r>
         <w:rPr>
           <w:rFonts w:ascii="Times New Roman" w:hAnsi="Times New Roman"/>
-          <w:i/>
-          <w:color w:val="FF4400"/>
-          <w:sz w:val="24"/>
-        </w:rPr>
-        <w:t xml:space="preserve"> </w:t>
-      </w:r>
-      <w:r>
-        <w:rPr>
-          <w:rFonts w:ascii="Times New Roman" w:hAnsi="Times New Roman"/>
-          <w:sz w:val="24"/>
-        </w:rPr>
-        <w:t>Бо</w:t>
-      </w:r>
-      <w:r>
-        <w:rPr>
-          <w:rFonts w:ascii="Times New Roman" w:hAnsi="Times New Roman"/>
-          <w:sz w:val="24"/>
-        </w:rPr>
-        <w:t xml:space="preserve"> </w:t>
-      </w:r>
-      <w:r>
-        <w:rPr>
-          <w:rFonts w:ascii="Times New Roman" w:hAnsi="Times New Roman"/>
-          <w:sz w:val="24"/>
-        </w:rPr>
-        <w:t>милостивий</w:t>
-      </w:r>
-      <w:r>
-        <w:rPr>
-          <w:rFonts w:ascii="Times New Roman" w:hAnsi="Times New Roman"/>
-          <w:sz w:val="24"/>
-        </w:rPr>
-        <w:t xml:space="preserve"> </w:t>
-      </w:r>
-      <w:r>
-        <w:rPr>
-          <w:rFonts w:ascii="Times New Roman" w:hAnsi="Times New Roman"/>
-          <w:sz w:val="24"/>
-        </w:rPr>
-        <w:t>і</w:t>
-      </w:r>
-      <w:r>
-        <w:rPr>
-          <w:rFonts w:ascii="Times New Roman" w:hAnsi="Times New Roman"/>
-          <w:sz w:val="24"/>
-        </w:rPr>
-        <w:t xml:space="preserve"> </w:t>
-      </w:r>
-      <w:r>
-        <w:rPr>
-          <w:rFonts w:ascii="Times New Roman" w:hAnsi="Times New Roman"/>
-          <w:sz w:val="24"/>
-        </w:rPr>
-        <w:t>людинолюбний</w:t>
-      </w:r>
-      <w:r>
-        <w:rPr>
-          <w:rFonts w:ascii="Times New Roman" w:hAnsi="Times New Roman"/>
-          <w:sz w:val="24"/>
-        </w:rPr>
-        <w:t xml:space="preserve"> </w:t>
-      </w:r>
-      <w:r>
-        <w:rPr>
-          <w:rFonts w:ascii="Times New Roman" w:hAnsi="Times New Roman"/>
-          <w:sz w:val="24"/>
-        </w:rPr>
-        <w:t>Бог</w:t>
-      </w:r>
-      <w:r>
-        <w:rPr>
-          <w:rFonts w:ascii="Times New Roman" w:hAnsi="Times New Roman"/>
-          <w:sz w:val="24"/>
-        </w:rPr>
-        <w:t xml:space="preserve"> </w:t>
-      </w:r>
-      <w:r>
-        <w:rPr>
-          <w:rFonts w:ascii="Times New Roman" w:hAnsi="Times New Roman"/>
-          <w:sz w:val="24"/>
-        </w:rPr>
-        <w:t>єси,</w:t>
-      </w:r>
-      <w:r>
-        <w:rPr>
-          <w:rFonts w:ascii="Times New Roman" w:hAnsi="Times New Roman"/>
-          <w:sz w:val="24"/>
-        </w:rPr>
-        <w:t xml:space="preserve"> </w:t>
-      </w:r>
-      <w:r>
-        <w:rPr>
-          <w:rFonts w:ascii="Times New Roman" w:hAnsi="Times New Roman"/>
-          <w:sz w:val="24"/>
-        </w:rPr>
-        <w:t>і</w:t>
-      </w:r>
-      <w:r>
-        <w:rPr>
-          <w:rFonts w:ascii="Times New Roman" w:hAnsi="Times New Roman"/>
-          <w:sz w:val="24"/>
-        </w:rPr>
-        <w:t xml:space="preserve"> </w:t>
-      </w:r>
-      <w:r>
-        <w:rPr>
-          <w:rFonts w:ascii="Times New Roman" w:hAnsi="Times New Roman"/>
-          <w:sz w:val="24"/>
-        </w:rPr>
-        <w:t>Тобі</w:t>
-      </w:r>
-      <w:r>
-        <w:rPr>
-          <w:rFonts w:ascii="Times New Roman" w:hAnsi="Times New Roman"/>
-          <w:sz w:val="24"/>
-        </w:rPr>
-        <w:t xml:space="preserve"> </w:t>
-      </w:r>
-      <w:r>
-        <w:rPr>
-          <w:rFonts w:ascii="Times New Roman" w:hAnsi="Times New Roman"/>
-          <w:sz w:val="24"/>
-        </w:rPr>
-        <w:t>славу</w:t>
-      </w:r>
-      <w:r>
-        <w:rPr>
-          <w:rFonts w:ascii="Times New Roman" w:hAnsi="Times New Roman"/>
-          <w:sz w:val="24"/>
-        </w:rPr>
-        <w:t xml:space="preserve"> </w:t>
-      </w:r>
-      <w:r>
-        <w:rPr>
-          <w:rFonts w:ascii="Times New Roman" w:hAnsi="Times New Roman"/>
-          <w:sz w:val="24"/>
-        </w:rPr>
-        <w:t>возсилаємо,</w:t>
-      </w:r>
-      <w:r>
-        <w:rPr>
-          <w:rFonts w:ascii="Times New Roman" w:hAnsi="Times New Roman"/>
-          <w:sz w:val="24"/>
-        </w:rPr>
-        <w:t xml:space="preserve"> </w:t>
-      </w:r>
-      <w:r>
-        <w:rPr>
-          <w:rFonts w:ascii="Times New Roman" w:hAnsi="Times New Roman"/>
-          <w:sz w:val="24"/>
-        </w:rPr>
-        <w:t>Отцю,</w:t>
-      </w:r>
-      <w:r>
-        <w:rPr>
-          <w:rFonts w:ascii="Times New Roman" w:hAnsi="Times New Roman"/>
-          <w:sz w:val="24"/>
-        </w:rPr>
-        <w:t xml:space="preserve"> </w:t>
-      </w:r>
-      <w:r>
-        <w:rPr>
-          <w:rFonts w:ascii="Times New Roman" w:hAnsi="Times New Roman"/>
-          <w:sz w:val="24"/>
-        </w:rPr>
-        <w:t>і</w:t>
-      </w:r>
-      <w:r>
-        <w:rPr>
-          <w:rFonts w:ascii="Times New Roman" w:hAnsi="Times New Roman"/>
-          <w:sz w:val="24"/>
-        </w:rPr>
-        <w:t xml:space="preserve"> </w:t>
-      </w:r>
-      <w:r>
-        <w:rPr>
-          <w:rFonts w:ascii="Times New Roman" w:hAnsi="Times New Roman"/>
-          <w:sz w:val="24"/>
-        </w:rPr>
-        <w:t>Сину,</w:t>
-      </w:r>
-      <w:r>
-        <w:rPr>
-          <w:rFonts w:ascii="Times New Roman" w:hAnsi="Times New Roman"/>
-          <w:sz w:val="24"/>
-        </w:rPr>
-        <w:t xml:space="preserve"> </w:t>
-      </w:r>
-      <w:r>
-        <w:rPr>
-          <w:rFonts w:ascii="Times New Roman" w:hAnsi="Times New Roman"/>
-          <w:sz w:val="24"/>
-        </w:rPr>
-        <w:t>і</w:t>
-      </w:r>
-      <w:r>
-        <w:rPr>
-          <w:rFonts w:ascii="Times New Roman" w:hAnsi="Times New Roman"/>
-          <w:sz w:val="24"/>
-        </w:rPr>
-        <w:t xml:space="preserve"> </w:t>
-      </w:r>
-      <w:r>
-        <w:rPr>
-          <w:rFonts w:ascii="Times New Roman" w:hAnsi="Times New Roman"/>
-          <w:sz w:val="24"/>
-        </w:rPr>
-        <w:t>Святому</w:t>
-      </w:r>
-      <w:r>
-        <w:rPr>
-          <w:rFonts w:ascii="Times New Roman" w:hAnsi="Times New Roman"/>
-          <w:sz w:val="24"/>
-        </w:rPr>
-        <w:t xml:space="preserve"> </w:t>
-      </w:r>
-      <w:r>
-        <w:rPr>
-          <w:rFonts w:ascii="Times New Roman" w:hAnsi="Times New Roman"/>
-          <w:sz w:val="24"/>
-        </w:rPr>
-        <w:t>Духові,</w:t>
-      </w:r>
-      <w:r>
-        <w:rPr>
-          <w:rFonts w:ascii="Times New Roman" w:hAnsi="Times New Roman"/>
-          <w:sz w:val="24"/>
-        </w:rPr>
-        <w:t xml:space="preserve"> </w:t>
-      </w:r>
-      <w:r>
-        <w:rPr>
-          <w:rFonts w:ascii="Times New Roman" w:hAnsi="Times New Roman"/>
-          <w:sz w:val="24"/>
-        </w:rPr>
-        <w:t>нині,</w:t>
-      </w:r>
-      <w:r>
-        <w:rPr>
-          <w:rFonts w:ascii="Times New Roman" w:hAnsi="Times New Roman"/>
-          <w:sz w:val="24"/>
-        </w:rPr>
-        <w:t xml:space="preserve"> </w:t>
-      </w:r>
-      <w:r>
-        <w:rPr>
-          <w:rFonts w:ascii="Times New Roman" w:hAnsi="Times New Roman"/>
-          <w:sz w:val="24"/>
-        </w:rPr>
-        <w:t>і</w:t>
-      </w:r>
-      <w:r>
-        <w:rPr>
-          <w:rFonts w:ascii="Times New Roman" w:hAnsi="Times New Roman"/>
-          <w:sz w:val="24"/>
-        </w:rPr>
-        <w:t xml:space="preserve"> </w:t>
-      </w:r>
-      <w:r>
-        <w:rPr>
-          <w:rFonts w:ascii="Times New Roman" w:hAnsi="Times New Roman"/>
-          <w:sz w:val="24"/>
-        </w:rPr>
-        <w:t>повсякчас,</w:t>
-      </w:r>
-      <w:r>
-        <w:rPr>
-          <w:rFonts w:ascii="Times New Roman" w:hAnsi="Times New Roman"/>
-          <w:sz w:val="24"/>
-        </w:rPr>
-        <w:t xml:space="preserve"> </w:t>
-      </w:r>
-      <w:r>
-        <w:rPr>
-          <w:rFonts w:ascii="Times New Roman" w:hAnsi="Times New Roman"/>
-          <w:sz w:val="24"/>
-        </w:rPr>
-        <w:t>і</w:t>
-      </w:r>
-      <w:r>
-        <w:rPr>
-          <w:rFonts w:ascii="Times New Roman" w:hAnsi="Times New Roman"/>
-          <w:sz w:val="24"/>
-        </w:rPr>
-        <w:t xml:space="preserve"> </w:t>
-      </w:r>
-      <w:r>
-        <w:rPr>
-          <w:rFonts w:ascii="Times New Roman" w:hAnsi="Times New Roman"/>
-          <w:sz w:val="24"/>
-        </w:rPr>
-        <w:t>на</w:t>
-      </w:r>
-      <w:r>
-        <w:rPr>
-          <w:rFonts w:ascii="Times New Roman" w:hAnsi="Times New Roman"/>
-          <w:sz w:val="24"/>
-        </w:rPr>
-        <w:t xml:space="preserve"> </w:t>
-      </w:r>
-      <w:r>
-        <w:rPr>
-          <w:rFonts w:ascii="Times New Roman" w:hAnsi="Times New Roman"/>
-          <w:sz w:val="24"/>
-        </w:rPr>
-        <w:t>віки</w:t>
-      </w:r>
-      <w:r>
-        <w:rPr>
-          <w:rFonts w:ascii="Times New Roman" w:hAnsi="Times New Roman"/>
-          <w:sz w:val="24"/>
-        </w:rPr>
-        <w:t xml:space="preserve"> </w:t>
-      </w:r>
-      <w:r>
-        <w:rPr>
-          <w:rFonts w:ascii="Times New Roman" w:hAnsi="Times New Roman"/>
-          <w:sz w:val="24"/>
-        </w:rPr>
-        <w:t>віків.</w:t>
+          <w:sz w:val="24"/>
+        </w:rPr>
+        <w:t xml:space="preserve"> Бо милостивий і людинолюбний Бог єси, і Тобі славу возсилаємо, Отцю, і Сину, і Святому Духові, нині, і повсякчас, і на віки віків.</w:t>
       </w:r>
     </w:p>
     <w:p>
@@ -30989,8 +29811,20 @@
           <w:color w:val="FF0000"/>
           <w:sz w:val="24"/>
         </w:rPr>
-        <w:t>Священ</w:t>
-      </w:r>
+        <w:t>Священник:</w:t>
+      </w:r>
+      <w:r>
+        <w:rPr>
+          <w:rFonts w:ascii="Times New Roman" w:hAnsi="Times New Roman"/>
+          <w:sz w:val="24"/>
+        </w:rPr>
+        <w:t xml:space="preserve"> Сла́ва Тобі́, Хри́сте Бо́же, упова́ння на́ше, сла́ва Тобі́!</w:t>
+      </w:r>
+    </w:p>
+    <w:p>
+      <w:pPr>
+        <w:spacing w:after="120"/>
+      </w:pPr>
       <w:r>
         <w:rPr>
           <w:rFonts w:ascii="Times New Roman" w:hAnsi="Times New Roman"/>
@@ -30998,7 +29832,22 @@
           <w:color w:val="FF0000"/>
           <w:sz w:val="24"/>
         </w:rPr>
-        <w:t>н</w:t>
+        <w:t>Вірні:</w:t>
+      </w:r>
+      <w:r>
+        <w:rPr>
+          <w:rFonts w:ascii="Times New Roman" w:hAnsi="Times New Roman"/>
+          <w:color w:val="FF0000"/>
+          <w:sz w:val="24"/>
+        </w:rPr>
+        <w:t xml:space="preserve"> </w:t>
+      </w:r>
+      <w:r>
+        <w:rPr>
+          <w:rFonts w:ascii="Times New Roman" w:hAnsi="Times New Roman"/>
+          <w:sz w:val="24"/>
+        </w:rPr>
+        <w:t xml:space="preserve">Сла́ва Отцю́, і Си́ну, і Свято́му Ду́хові, і ни́ні, і повсякча́с, і на ві́ки вікі́в. Амі́нь. Го́споди, поми́луй. </w:t>
       </w:r>
       <w:r>
         <w:rPr>
@@ -31007,22 +29856,14 @@
           <w:color w:val="FF0000"/>
           <w:sz w:val="24"/>
         </w:rPr>
-        <w:t>ик:</w:t>
-      </w:r>
-      <w:r>
-        <w:rPr>
-          <w:rFonts w:ascii="Times New Roman" w:hAnsi="Times New Roman"/>
-          <w:color w:val="FF0000"/>
-          <w:sz w:val="24"/>
-        </w:rPr>
-        <w:t xml:space="preserve"> </w:t>
-      </w:r>
-      <w:r>
-        <w:rPr>
-          <w:rFonts w:ascii="Times New Roman" w:hAnsi="Times New Roman"/>
-          <w:sz w:val="24"/>
-        </w:rPr>
-        <w:t>Сла́ва Тобі́, Хри́сте Бо́же, упова́ння на́ше, сла́ва Тобі́!</w:t>
+        <w:t>(3 р.)</w:t>
+      </w:r>
+      <w:r>
+        <w:rPr>
+          <w:rFonts w:ascii="Times New Roman" w:hAnsi="Times New Roman"/>
+          <w:sz w:val="24"/>
+        </w:rPr>
+        <w:t xml:space="preserve"> Благослови́.</w:t>
       </w:r>
     </w:p>
     <w:p>
@@ -31036,118 +29877,14 @@
           <w:color w:val="FF0000"/>
           <w:sz w:val="24"/>
         </w:rPr>
-        <w:t>Вірні:</w:t>
-      </w:r>
-      <w:r>
-        <w:rPr>
-          <w:rFonts w:ascii="Times New Roman" w:hAnsi="Times New Roman"/>
-          <w:color w:val="FF0000"/>
-          <w:sz w:val="24"/>
-        </w:rPr>
-        <w:t xml:space="preserve"> </w:t>
-      </w:r>
-      <w:r>
-        <w:rPr>
-          <w:rFonts w:ascii="Times New Roman" w:hAnsi="Times New Roman"/>
-          <w:sz w:val="24"/>
-        </w:rPr>
-        <w:t xml:space="preserve">Сла́ва Отцю́, і Си́ну, і Свято́му Ду́хові, і ни́ні, і повсякча́с, і на ві́ки вікі́в. Амі́нь. Го́споди, поми́луй. </w:t>
-      </w:r>
-      <w:r>
-        <w:rPr>
-          <w:rFonts w:ascii="Times New Roman" w:hAnsi="Times New Roman"/>
-          <w:i/>
-          <w:color w:val="FF0000"/>
-          <w:sz w:val="24"/>
-        </w:rPr>
-        <w:t>(3 р.)</w:t>
-      </w:r>
-      <w:r>
-        <w:rPr>
-          <w:rFonts w:ascii="Times New Roman" w:hAnsi="Times New Roman"/>
-          <w:sz w:val="24"/>
-        </w:rPr>
-        <w:t xml:space="preserve"> Благослови́.</w:t>
-      </w:r>
-    </w:p>
-    <w:p>
-      <w:pPr>
-        <w:spacing w:after="120"/>
-        <w:jc w:val="both"/>
-        <w:rPr>
-          <w:rFonts w:ascii="Times New Roman" w:hAnsi="Times New Roman"/>
-          <w:sz w:val="24"/>
-          <w:szCs w:val="24"/>
-          <w:lang w:val="uk-UA"/>
-        </w:rPr>
-      </w:pPr>
-      <w:r>
-        <w:rPr>
-          <w:rFonts w:ascii="Times New Roman" w:hAnsi="Times New Roman"/>
-          <w:i/>
-          <w:color w:val="FF0000"/>
-          <w:sz w:val="24"/>
-          <w:szCs w:val="24"/>
-          <w:lang w:val="uk-UA"/>
-        </w:rPr>
-        <w:t>Священик:</w:t>
-      </w:r>
-      <w:r>
-        <w:rPr>
-          <w:rFonts w:ascii="Times New Roman" w:hAnsi="Times New Roman"/>
-          <w:sz w:val="24"/>
-          <w:szCs w:val="24"/>
-          <w:lang w:val="uk-UA"/>
-        </w:rPr>
-        <w:t xml:space="preserve"> Христос, істинний Бог наш, що народився в вертепі у Вифлеємі Юдейському і дав себе покласти у ясла спасіння нашого ради, молитвами пречистої своєї Матері, святих славних апостолів, і свят</w:t>
-      </w:r>
-      <w:r>
-        <w:rPr>
-          <w:rFonts w:ascii="Times New Roman" w:hAnsi="Times New Roman"/>
-          <w:sz w:val="24"/>
-          <w:szCs w:val="24"/>
-          <w:lang w:val="uk-UA"/>
-        </w:rPr>
-        <w:t>ого апостола первомученика і архидиякона Стефана, якого світлу пам’ять днесь святкуємо</w:t>
-      </w:r>
-      <w:r>
-        <w:rPr>
-          <w:rFonts w:ascii="Times New Roman" w:hAnsi="Times New Roman"/>
-          <w:i/>
-          <w:sz w:val="24"/>
-          <w:szCs w:val="24"/>
-          <w:lang w:val="uk-UA"/>
-        </w:rPr>
-        <w:t xml:space="preserve">, </w:t>
-      </w:r>
-      <w:r>
-        <w:rPr>
-          <w:rFonts w:ascii="Times New Roman" w:hAnsi="Times New Roman"/>
-          <w:sz w:val="24"/>
-          <w:szCs w:val="24"/>
-          <w:lang w:val="uk-UA"/>
-        </w:rPr>
-        <w:t xml:space="preserve">і святого </w:t>
-      </w:r>
-      <w:r>
-        <w:rPr>
-          <w:rFonts w:ascii="Times New Roman" w:hAnsi="Times New Roman"/>
-          <w:i/>
-          <w:color w:val="FF0000"/>
-          <w:sz w:val="24"/>
-          <w:szCs w:val="24"/>
-          <w:lang w:val="uk-UA"/>
-        </w:rPr>
-        <w:t>(ім'я, якого є храм)</w:t>
-      </w:r>
-      <w:r>
-        <w:rPr>
-          <w:rFonts w:ascii="Times New Roman" w:hAnsi="Times New Roman"/>
-          <w:sz w:val="24"/>
-          <w:szCs w:val="24"/>
-          <w:lang w:val="uk-UA"/>
-        </w:rPr>
-        <w:t>, і всіх святих, помилує і спасе нас, як благий і чоловіколюбець.</w:t>
+        <w:t>Священник:</w:t>
+      </w:r>
+      <w:r>
+        <w:rPr>
+          <w:rFonts w:ascii="Times New Roman" w:hAnsi="Times New Roman"/>
+          <w:sz w:val="24"/>
+        </w:rPr>
+        <w:t xml:space="preserve"> Христос, істинний Бог наш, що народився у вертепі у Вифлеємі Юдейському і в яслах положився спасіння нашого ради - молитвами пречистої своєї Матері, якої пам'ять собору святкуємо, святих, славних і всехвальних апостолів, і святого апостола, первомученика й архидиякона Стефана, преподобного отця нашого й ісповідника Теодора Начертанного, брата Теофана, творця канонів,, і всіх святих - помилує і спасе нас як благий і людинолюбний.</w:t>
       </w:r>
     </w:p>
     <w:p>
@@ -38674,7 +37411,7 @@
         <w:rPr>
           <w:rFonts w:ascii="Times New Roman" w:hAnsi="Times New Roman"/>
           <w:i/>
-          <w:color w:val="FF4400"/>
+          <w:color w:val="FF0000"/>
           <w:sz w:val="24"/>
         </w:rPr>
         <w:t>Священник:</w:t>
@@ -38684,294 +37421,7 @@
           <w:rFonts w:ascii="Times New Roman" w:hAnsi="Times New Roman"/>
           <w:sz w:val="24"/>
         </w:rPr>
-        <w:t xml:space="preserve"> </w:t>
-      </w:r>
-      <w:r>
-        <w:rPr>
-          <w:rFonts w:ascii="Times New Roman" w:hAnsi="Times New Roman"/>
-          <w:sz w:val="24"/>
-        </w:rPr>
-        <w:t>Бо</w:t>
-      </w:r>
-      <w:r>
-        <w:rPr>
-          <w:rFonts w:ascii="Times New Roman" w:hAnsi="Times New Roman"/>
-          <w:sz w:val="24"/>
-        </w:rPr>
-        <w:t xml:space="preserve"> </w:t>
-      </w:r>
-      <w:r>
-        <w:rPr>
-          <w:rFonts w:ascii="Times New Roman" w:hAnsi="Times New Roman"/>
-          <w:sz w:val="24"/>
-        </w:rPr>
-        <w:t>Тобі</w:t>
-      </w:r>
-      <w:r>
-        <w:rPr>
-          <w:rFonts w:ascii="Times New Roman" w:hAnsi="Times New Roman"/>
-          <w:sz w:val="24"/>
-        </w:rPr>
-        <w:t xml:space="preserve"> </w:t>
-      </w:r>
-      <w:r>
-        <w:rPr>
-          <w:rFonts w:ascii="Times New Roman" w:hAnsi="Times New Roman"/>
-          <w:sz w:val="24"/>
-        </w:rPr>
-        <w:t>належить</w:t>
-      </w:r>
-      <w:r>
-        <w:rPr>
-          <w:rFonts w:ascii="Times New Roman" w:hAnsi="Times New Roman"/>
-          <w:sz w:val="24"/>
-        </w:rPr>
-        <w:t xml:space="preserve"> </w:t>
-      </w:r>
-      <w:r>
-        <w:rPr>
-          <w:rFonts w:ascii="Times New Roman" w:hAnsi="Times New Roman"/>
-          <w:sz w:val="24"/>
-        </w:rPr>
-        <w:t>усяка</w:t>
-      </w:r>
-      <w:r>
-        <w:rPr>
-          <w:rFonts w:ascii="Times New Roman" w:hAnsi="Times New Roman"/>
-          <w:sz w:val="24"/>
-        </w:rPr>
-        <w:t xml:space="preserve"> </w:t>
-      </w:r>
-      <w:r>
-        <w:rPr>
-          <w:rFonts w:ascii="Times New Roman" w:hAnsi="Times New Roman"/>
-          <w:sz w:val="24"/>
-        </w:rPr>
-        <w:t>слава,</w:t>
-      </w:r>
-      <w:r>
-        <w:rPr>
-          <w:rFonts w:ascii="Times New Roman" w:hAnsi="Times New Roman"/>
-          <w:sz w:val="24"/>
-        </w:rPr>
-        <w:t xml:space="preserve"> </w:t>
-      </w:r>
-      <w:r>
-        <w:rPr>
-          <w:rFonts w:ascii="Times New Roman" w:hAnsi="Times New Roman"/>
-          <w:sz w:val="24"/>
-        </w:rPr>
-        <w:t>честь</w:t>
-      </w:r>
-      <w:r>
-        <w:rPr>
-          <w:rFonts w:ascii="Times New Roman" w:hAnsi="Times New Roman"/>
-          <w:sz w:val="24"/>
-        </w:rPr>
-        <w:t xml:space="preserve"> </w:t>
-      </w:r>
-      <w:r>
-        <w:rPr>
-          <w:rFonts w:ascii="Times New Roman" w:hAnsi="Times New Roman"/>
-          <w:sz w:val="24"/>
-        </w:rPr>
-        <w:t>і</w:t>
-      </w:r>
-      <w:r>
-        <w:rPr>
-          <w:rFonts w:ascii="Times New Roman" w:hAnsi="Times New Roman"/>
-          <w:sz w:val="24"/>
-        </w:rPr>
-        <w:t xml:space="preserve"> </w:t>
-      </w:r>
-      <w:r>
-        <w:rPr>
-          <w:rFonts w:ascii="Times New Roman" w:hAnsi="Times New Roman"/>
-          <w:sz w:val="24"/>
-        </w:rPr>
-        <w:t>поклоніння,</w:t>
-      </w:r>
-      <w:r>
-        <w:rPr>
-          <w:rFonts w:ascii="Times New Roman" w:hAnsi="Times New Roman"/>
-          <w:sz w:val="24"/>
-        </w:rPr>
-        <w:t xml:space="preserve"> </w:t>
-      </w:r>
-      <w:r>
-        <w:rPr>
-          <w:rFonts w:ascii="Times New Roman" w:hAnsi="Times New Roman"/>
-          <w:sz w:val="24"/>
-        </w:rPr>
-        <w:t>Отцю,</w:t>
-      </w:r>
-      <w:r>
-        <w:rPr>
-          <w:rFonts w:ascii="Times New Roman" w:hAnsi="Times New Roman"/>
-          <w:sz w:val="24"/>
-        </w:rPr>
-        <w:t xml:space="preserve"> </w:t>
-      </w:r>
-      <w:r>
-        <w:rPr>
-          <w:rFonts w:ascii="Times New Roman" w:hAnsi="Times New Roman"/>
-          <w:sz w:val="24"/>
-        </w:rPr>
-        <w:t>і</w:t>
-      </w:r>
-      <w:r>
-        <w:rPr>
-          <w:rFonts w:ascii="Times New Roman" w:hAnsi="Times New Roman"/>
-          <w:sz w:val="24"/>
-        </w:rPr>
-        <w:t xml:space="preserve"> </w:t>
-      </w:r>
-      <w:r>
-        <w:rPr>
-          <w:rFonts w:ascii="Times New Roman" w:hAnsi="Times New Roman"/>
-          <w:sz w:val="24"/>
-        </w:rPr>
-        <w:t>Сину,</w:t>
-      </w:r>
-      <w:r>
-        <w:rPr>
-          <w:rFonts w:ascii="Times New Roman" w:hAnsi="Times New Roman"/>
-          <w:sz w:val="24"/>
-        </w:rPr>
-        <w:t xml:space="preserve"> </w:t>
-      </w:r>
-      <w:r>
-        <w:rPr>
-          <w:rFonts w:ascii="Times New Roman" w:hAnsi="Times New Roman"/>
-          <w:sz w:val="24"/>
-        </w:rPr>
-        <w:t>і</w:t>
-      </w:r>
-      <w:r>
-        <w:rPr>
-          <w:rFonts w:ascii="Times New Roman" w:hAnsi="Times New Roman"/>
-          <w:sz w:val="24"/>
-        </w:rPr>
-        <w:t xml:space="preserve"> </w:t>
-      </w:r>
-      <w:r>
-        <w:rPr>
-          <w:rFonts w:ascii="Times New Roman" w:hAnsi="Times New Roman"/>
-          <w:sz w:val="24"/>
-        </w:rPr>
-        <w:t>Святому</w:t>
-      </w:r>
-      <w:r>
-        <w:rPr>
-          <w:rFonts w:ascii="Times New Roman" w:hAnsi="Times New Roman"/>
-          <w:sz w:val="24"/>
-        </w:rPr>
-        <w:t xml:space="preserve"> </w:t>
-      </w:r>
-      <w:r>
-        <w:rPr>
-          <w:rFonts w:ascii="Times New Roman" w:hAnsi="Times New Roman"/>
-          <w:sz w:val="24"/>
-        </w:rPr>
-        <w:t>Духові,</w:t>
-      </w:r>
-      <w:r>
-        <w:rPr>
-          <w:rFonts w:ascii="Times New Roman" w:hAnsi="Times New Roman"/>
-          <w:sz w:val="24"/>
-        </w:rPr>
-        <w:t xml:space="preserve"> </w:t>
-      </w:r>
-      <w:r>
-        <w:rPr>
-          <w:rFonts w:ascii="Times New Roman" w:hAnsi="Times New Roman"/>
-          <w:sz w:val="24"/>
-        </w:rPr>
-        <w:t>нині,</w:t>
-      </w:r>
-      <w:r>
-        <w:rPr>
-          <w:rFonts w:ascii="Times New Roman" w:hAnsi="Times New Roman"/>
-          <w:sz w:val="24"/>
-        </w:rPr>
-        <w:t xml:space="preserve"> </w:t>
-      </w:r>
-      <w:r>
-        <w:rPr>
-          <w:rFonts w:ascii="Times New Roman" w:hAnsi="Times New Roman"/>
-          <w:sz w:val="24"/>
-        </w:rPr>
-        <w:t>і</w:t>
-      </w:r>
-      <w:r>
-        <w:rPr>
-          <w:rFonts w:ascii="Times New Roman" w:hAnsi="Times New Roman"/>
-          <w:sz w:val="24"/>
-        </w:rPr>
-        <w:t xml:space="preserve"> </w:t>
-      </w:r>
-      <w:r>
-        <w:rPr>
-          <w:rFonts w:ascii="Times New Roman" w:hAnsi="Times New Roman"/>
-          <w:sz w:val="24"/>
-        </w:rPr>
-        <w:t>повсякчас,</w:t>
-      </w:r>
-      <w:r>
-        <w:rPr>
-          <w:rFonts w:ascii="Times New Roman" w:hAnsi="Times New Roman"/>
-          <w:sz w:val="24"/>
-        </w:rPr>
-        <w:t xml:space="preserve"> </w:t>
-      </w:r>
-      <w:r>
-        <w:rPr>
-          <w:rFonts w:ascii="Times New Roman" w:hAnsi="Times New Roman"/>
-          <w:sz w:val="24"/>
-        </w:rPr>
-        <w:t>і</w:t>
-      </w:r>
-      <w:r>
-        <w:rPr>
-          <w:rFonts w:ascii="Times New Roman" w:hAnsi="Times New Roman"/>
-          <w:sz w:val="24"/>
-        </w:rPr>
-        <w:t xml:space="preserve"> </w:t>
-      </w:r>
-      <w:r>
-        <w:rPr>
-          <w:rFonts w:ascii="Times New Roman" w:hAnsi="Times New Roman"/>
-          <w:sz w:val="24"/>
-        </w:rPr>
-        <w:t>на</w:t>
-      </w:r>
-      <w:r>
-        <w:rPr>
-          <w:rFonts w:ascii="Times New Roman" w:hAnsi="Times New Roman"/>
-          <w:sz w:val="24"/>
-        </w:rPr>
-        <w:t xml:space="preserve"> </w:t>
-      </w:r>
-      <w:r>
-        <w:rPr>
-          <w:rFonts w:ascii="Times New Roman" w:hAnsi="Times New Roman"/>
-          <w:sz w:val="24"/>
-        </w:rPr>
-        <w:t>віки</w:t>
-      </w:r>
-      <w:r>
-        <w:rPr>
-          <w:rFonts w:ascii="Times New Roman" w:hAnsi="Times New Roman"/>
-          <w:sz w:val="24"/>
-        </w:rPr>
-        <w:t xml:space="preserve"> </w:t>
-      </w:r>
-      <w:r>
-        <w:rPr>
-          <w:rFonts w:ascii="Times New Roman" w:hAnsi="Times New Roman"/>
-          <w:sz w:val="24"/>
-        </w:rPr>
-        <w:t>віків.</w:t>
+        <w:t xml:space="preserve"> Бо Тобі належить усяка слава, честь і поклоніння, Отцю, і Сину, і Святому Духові, нині, і повсякчас, і на віки віків.</w:t>
       </w:r>
     </w:p>
     <w:p>
@@ -40388,7 +38838,7 @@
         <w:rPr>
           <w:rFonts w:ascii="Times New Roman" w:hAnsi="Times New Roman"/>
           <w:i/>
-          <w:color w:val="FF4400"/>
+          <w:color w:val="FF0000"/>
           <w:sz w:val="24"/>
         </w:rPr>
         <w:t>Священник:</w:t>
@@ -40396,402 +38846,9 @@
       <w:r>
         <w:rPr>
           <w:rFonts w:ascii="Times New Roman" w:hAnsi="Times New Roman"/>
-          <w:color w:val="000000"/>
-          <w:sz w:val="24"/>
-        </w:rPr>
-        <w:t xml:space="preserve"> </w:t>
-      </w:r>
-      <w:r>
-        <w:rPr>
-          <w:rFonts w:ascii="Times New Roman" w:hAnsi="Times New Roman"/>
-          <w:color w:val="000000"/>
-          <w:sz w:val="24"/>
-        </w:rPr>
-        <w:t>Бо</w:t>
-      </w:r>
-      <w:r>
-        <w:rPr>
-          <w:rFonts w:ascii="Times New Roman" w:hAnsi="Times New Roman"/>
-          <w:color w:val="000000"/>
-          <w:sz w:val="24"/>
-        </w:rPr>
-        <w:t xml:space="preserve"> </w:t>
-      </w:r>
-      <w:r>
-        <w:rPr>
-          <w:rFonts w:ascii="Times New Roman" w:hAnsi="Times New Roman"/>
-          <w:color w:val="000000"/>
-          <w:sz w:val="24"/>
-        </w:rPr>
-        <w:t>Твоя</w:t>
-      </w:r>
-      <w:r>
-        <w:rPr>
-          <w:rFonts w:ascii="Times New Roman" w:hAnsi="Times New Roman"/>
-          <w:color w:val="000000"/>
-          <w:sz w:val="24"/>
-        </w:rPr>
-        <w:t xml:space="preserve"> </w:t>
-      </w:r>
-      <w:r>
-        <w:rPr>
-          <w:rFonts w:ascii="Times New Roman" w:hAnsi="Times New Roman"/>
-          <w:color w:val="000000"/>
-          <w:sz w:val="24"/>
-        </w:rPr>
-        <w:t>є</w:t>
-      </w:r>
-      <w:r>
-        <w:rPr>
-          <w:rFonts w:ascii="Times New Roman" w:hAnsi="Times New Roman"/>
-          <w:color w:val="000000"/>
-          <w:sz w:val="24"/>
-        </w:rPr>
-        <w:t xml:space="preserve"> </w:t>
-      </w:r>
-      <w:r>
-        <w:rPr>
-          <w:rFonts w:ascii="Times New Roman" w:hAnsi="Times New Roman"/>
-          <w:color w:val="000000"/>
-          <w:sz w:val="24"/>
-        </w:rPr>
-        <w:t>влада</w:t>
-      </w:r>
-      <w:r>
-        <w:rPr>
-          <w:rFonts w:ascii="Times New Roman" w:hAnsi="Times New Roman"/>
-          <w:color w:val="000000"/>
-          <w:sz w:val="24"/>
-        </w:rPr>
-        <w:t xml:space="preserve"> </w:t>
-      </w:r>
-      <w:r>
-        <w:rPr>
-          <w:rFonts w:ascii="Times New Roman" w:hAnsi="Times New Roman"/>
-          <w:color w:val="000000"/>
-          <w:sz w:val="24"/>
-        </w:rPr>
-        <w:t>і</w:t>
-      </w:r>
-      <w:r>
-        <w:rPr>
-          <w:rFonts w:ascii="Times New Roman" w:hAnsi="Times New Roman"/>
-          <w:color w:val="000000"/>
-          <w:sz w:val="24"/>
-        </w:rPr>
-        <w:t xml:space="preserve"> </w:t>
-      </w:r>
-      <w:r>
-        <w:rPr>
-          <w:rFonts w:ascii="Times New Roman" w:hAnsi="Times New Roman"/>
-          <w:color w:val="000000"/>
-          <w:sz w:val="24"/>
-        </w:rPr>
-        <w:t>Твоє</w:t>
-      </w:r>
-      <w:r>
-        <w:rPr>
-          <w:rFonts w:ascii="Times New Roman" w:hAnsi="Times New Roman"/>
-          <w:color w:val="000000"/>
-          <w:sz w:val="24"/>
-        </w:rPr>
-        <w:t xml:space="preserve"> </w:t>
-      </w:r>
-      <w:r>
-        <w:rPr>
-          <w:rFonts w:ascii="Times New Roman" w:hAnsi="Times New Roman"/>
-          <w:color w:val="000000"/>
-          <w:sz w:val="24"/>
-        </w:rPr>
-        <w:t>є</w:t>
-      </w:r>
-      <w:r>
-        <w:rPr>
-          <w:rFonts w:ascii="Times New Roman" w:hAnsi="Times New Roman"/>
-          <w:color w:val="000000"/>
-          <w:sz w:val="24"/>
-        </w:rPr>
-        <w:t xml:space="preserve"> </w:t>
-      </w:r>
-      <w:r>
-        <w:rPr>
-          <w:rFonts w:ascii="Times New Roman" w:hAnsi="Times New Roman"/>
-          <w:color w:val="000000"/>
-          <w:sz w:val="24"/>
-        </w:rPr>
-        <w:t>царство,</w:t>
-      </w:r>
-      <w:r>
-        <w:rPr>
-          <w:rFonts w:ascii="Times New Roman" w:hAnsi="Times New Roman"/>
-          <w:color w:val="000000"/>
-          <w:sz w:val="24"/>
-        </w:rPr>
-        <w:t xml:space="preserve"> </w:t>
-      </w:r>
-      <w:r>
-        <w:rPr>
-          <w:rFonts w:ascii="Times New Roman" w:hAnsi="Times New Roman"/>
-          <w:color w:val="000000"/>
-          <w:sz w:val="24"/>
-        </w:rPr>
-        <w:t>і</w:t>
-      </w:r>
-      <w:r>
-        <w:rPr>
-          <w:rFonts w:ascii="Times New Roman" w:hAnsi="Times New Roman"/>
-          <w:color w:val="000000"/>
-          <w:sz w:val="24"/>
-        </w:rPr>
-        <w:t xml:space="preserve"> </w:t>
-      </w:r>
-      <w:r>
-        <w:rPr>
-          <w:rFonts w:ascii="Times New Roman" w:hAnsi="Times New Roman"/>
-          <w:color w:val="000000"/>
-          <w:sz w:val="24"/>
-        </w:rPr>
-        <w:t>сила,</w:t>
-      </w:r>
-      <w:r>
-        <w:rPr>
-          <w:rFonts w:ascii="Times New Roman" w:hAnsi="Times New Roman"/>
-          <w:color w:val="000000"/>
-          <w:sz w:val="24"/>
-        </w:rPr>
-        <w:t xml:space="preserve"> </w:t>
-      </w:r>
-      <w:r>
-        <w:rPr>
-          <w:rFonts w:ascii="Times New Roman" w:hAnsi="Times New Roman"/>
-          <w:color w:val="000000"/>
-          <w:sz w:val="24"/>
-        </w:rPr>
-        <w:t>і</w:t>
-      </w:r>
-      <w:r>
-        <w:rPr>
-          <w:rFonts w:ascii="Times New Roman" w:hAnsi="Times New Roman"/>
-          <w:color w:val="000000"/>
-          <w:sz w:val="24"/>
-        </w:rPr>
-        <w:t xml:space="preserve"> </w:t>
-      </w:r>
-      <w:r>
-        <w:rPr>
-          <w:rFonts w:ascii="Times New Roman" w:hAnsi="Times New Roman"/>
-          <w:color w:val="000000"/>
-          <w:sz w:val="24"/>
-        </w:rPr>
-        <w:t>слава,</w:t>
-      </w:r>
-      <w:r>
-        <w:rPr>
-          <w:rFonts w:ascii="Times New Roman" w:hAnsi="Times New Roman"/>
-          <w:color w:val="000000"/>
-          <w:sz w:val="24"/>
-        </w:rPr>
-        <w:t xml:space="preserve"> </w:t>
-      </w:r>
-      <w:r>
-        <w:rPr>
-          <w:rFonts w:ascii="Times New Roman" w:hAnsi="Times New Roman"/>
-          <w:color w:val="000000"/>
-          <w:sz w:val="24"/>
-        </w:rPr>
-        <w:t>Отця,</w:t>
-      </w:r>
-      <w:r>
-        <w:rPr>
-          <w:rFonts w:ascii="Times New Roman" w:hAnsi="Times New Roman"/>
-          <w:color w:val="000000"/>
-          <w:sz w:val="24"/>
-        </w:rPr>
-        <w:t xml:space="preserve"> </w:t>
-      </w:r>
-      <w:r>
-        <w:rPr>
-          <w:rFonts w:ascii="Times New Roman" w:hAnsi="Times New Roman"/>
-          <w:color w:val="000000"/>
-          <w:sz w:val="24"/>
-        </w:rPr>
-        <w:t>і</w:t>
-      </w:r>
-      <w:r>
-        <w:rPr>
-          <w:rFonts w:ascii="Times New Roman" w:hAnsi="Times New Roman"/>
-          <w:color w:val="000000"/>
-          <w:sz w:val="24"/>
-        </w:rPr>
-        <w:t xml:space="preserve"> </w:t>
-      </w:r>
-      <w:r>
-        <w:rPr>
-          <w:rFonts w:ascii="Times New Roman" w:hAnsi="Times New Roman"/>
-          <w:color w:val="000000"/>
-          <w:sz w:val="24"/>
-        </w:rPr>
-        <w:t>Сина,</w:t>
-      </w:r>
-      <w:r>
-        <w:rPr>
-          <w:rFonts w:ascii="Times New Roman" w:hAnsi="Times New Roman"/>
-          <w:color w:val="000000"/>
-          <w:sz w:val="24"/>
-        </w:rPr>
-        <w:t xml:space="preserve"> </w:t>
-      </w:r>
-      <w:r>
-        <w:rPr>
-          <w:rFonts w:ascii="Times New Roman" w:hAnsi="Times New Roman"/>
-          <w:color w:val="000000"/>
-          <w:sz w:val="24"/>
-        </w:rPr>
-        <w:t>і</w:t>
-      </w:r>
-      <w:r>
-        <w:rPr>
-          <w:rFonts w:ascii="Times New Roman" w:hAnsi="Times New Roman"/>
-          <w:color w:val="000000"/>
-          <w:sz w:val="24"/>
-        </w:rPr>
-        <w:t xml:space="preserve"> </w:t>
-      </w:r>
-      <w:r>
-        <w:rPr>
-          <w:rFonts w:ascii="Times New Roman" w:hAnsi="Times New Roman"/>
-          <w:color w:val="000000"/>
-          <w:sz w:val="24"/>
-        </w:rPr>
-        <w:t>Святого</w:t>
-      </w:r>
-      <w:r>
-        <w:rPr>
-          <w:rFonts w:ascii="Times New Roman" w:hAnsi="Times New Roman"/>
-          <w:color w:val="000000"/>
-          <w:sz w:val="24"/>
-        </w:rPr>
-        <w:t xml:space="preserve"> </w:t>
-      </w:r>
-      <w:r>
-        <w:rPr>
-          <w:rFonts w:ascii="Times New Roman" w:hAnsi="Times New Roman"/>
-          <w:color w:val="000000"/>
-          <w:sz w:val="24"/>
-        </w:rPr>
-        <w:t>Духа,</w:t>
-      </w:r>
-      <w:r>
-        <w:rPr>
-          <w:rFonts w:ascii="Times New Roman" w:hAnsi="Times New Roman"/>
-          <w:color w:val="000000"/>
-          <w:sz w:val="24"/>
-        </w:rPr>
-        <w:t xml:space="preserve"> </w:t>
-      </w:r>
-      <w:r>
-        <w:rPr>
-          <w:rFonts w:ascii="Times New Roman" w:hAnsi="Times New Roman"/>
-          <w:color w:val="000000"/>
-          <w:sz w:val="24"/>
-        </w:rPr>
-        <w:t>нині,</w:t>
-      </w:r>
-      <w:r>
-        <w:rPr>
-          <w:rFonts w:ascii="Times New Roman" w:hAnsi="Times New Roman"/>
-          <w:color w:val="000000"/>
-          <w:sz w:val="24"/>
-        </w:rPr>
-        <w:t xml:space="preserve"> </w:t>
-      </w:r>
-      <w:r>
-        <w:rPr>
-          <w:rFonts w:ascii="Times New Roman" w:hAnsi="Times New Roman"/>
-          <w:color w:val="000000"/>
-          <w:sz w:val="24"/>
-        </w:rPr>
-        <w:t>і</w:t>
-      </w:r>
-      <w:r>
-        <w:rPr>
-          <w:rFonts w:ascii="Times New Roman" w:hAnsi="Times New Roman"/>
-          <w:color w:val="000000"/>
-          <w:sz w:val="24"/>
-        </w:rPr>
-        <w:t xml:space="preserve"> </w:t>
-      </w:r>
-      <w:r>
-        <w:rPr>
-          <w:rFonts w:ascii="Times New Roman" w:hAnsi="Times New Roman"/>
-          <w:color w:val="000000"/>
-          <w:sz w:val="24"/>
-        </w:rPr>
-        <w:t>повсякчас,</w:t>
-      </w:r>
-      <w:r>
-        <w:rPr>
-          <w:rFonts w:ascii="Times New Roman" w:hAnsi="Times New Roman"/>
-          <w:color w:val="000000"/>
-          <w:sz w:val="24"/>
-        </w:rPr>
-        <w:t xml:space="preserve"> </w:t>
-      </w:r>
-      <w:r>
-        <w:rPr>
-          <w:rFonts w:ascii="Times New Roman" w:hAnsi="Times New Roman"/>
-          <w:color w:val="000000"/>
-          <w:sz w:val="24"/>
-        </w:rPr>
-        <w:t>і</w:t>
-      </w:r>
-      <w:r>
-        <w:rPr>
-          <w:rFonts w:ascii="Times New Roman" w:hAnsi="Times New Roman"/>
-          <w:color w:val="000000"/>
-          <w:sz w:val="24"/>
-        </w:rPr>
-        <w:t xml:space="preserve"> </w:t>
-      </w:r>
-      <w:r>
-        <w:rPr>
-          <w:rFonts w:ascii="Times New Roman" w:hAnsi="Times New Roman"/>
-          <w:color w:val="000000"/>
-          <w:sz w:val="24"/>
-        </w:rPr>
-        <w:t>на</w:t>
-      </w:r>
-      <w:r>
-        <w:rPr>
-          <w:rFonts w:ascii="Times New Roman" w:hAnsi="Times New Roman"/>
-          <w:color w:val="000000"/>
-          <w:sz w:val="24"/>
-        </w:rPr>
-        <w:t xml:space="preserve"> </w:t>
-      </w:r>
-      <w:r>
-        <w:rPr>
-          <w:rFonts w:ascii="Times New Roman" w:hAnsi="Times New Roman"/>
-          <w:color w:val="000000"/>
-          <w:sz w:val="24"/>
-        </w:rPr>
-        <w:t>віки</w:t>
-      </w:r>
-      <w:r>
-        <w:rPr>
-          <w:rFonts w:ascii="Times New Roman" w:hAnsi="Times New Roman"/>
-          <w:color w:val="000000"/>
-          <w:sz w:val="24"/>
-        </w:rPr>
-        <w:t xml:space="preserve"> </w:t>
-      </w:r>
-      <w:r>
-        <w:rPr>
-          <w:rFonts w:ascii="Times New Roman" w:hAnsi="Times New Roman"/>
-          <w:color w:val="000000"/>
-          <w:sz w:val="24"/>
-        </w:rPr>
-        <w:t>віків.</w:t>
+          <w:sz w:val="24"/>
+        </w:rPr>
+        <w:t xml:space="preserve"> Бо Твоя є влада і Твоє є царство, і сила, і слава, Отця, і Сина, і Святого Духа, нині, і повсякчас, і на віки віків.</w:t>
       </w:r>
     </w:p>
     <w:p>
@@ -41884,7 +39941,7 @@
         <w:rPr>
           <w:rFonts w:ascii="Times New Roman" w:hAnsi="Times New Roman"/>
           <w:i/>
-          <w:color w:val="FF4400"/>
+          <w:color w:val="FF0000"/>
           <w:sz w:val="24"/>
         </w:rPr>
         <w:t>Священник:</w:t>
@@ -41892,386 +39949,9 @@
       <w:r>
         <w:rPr>
           <w:rFonts w:ascii="Times New Roman" w:hAnsi="Times New Roman"/>
-          <w:color w:val="000000"/>
-          <w:sz w:val="24"/>
-        </w:rPr>
-        <w:t xml:space="preserve"> </w:t>
-      </w:r>
-      <w:r>
-        <w:rPr>
-          <w:rFonts w:ascii="Times New Roman" w:hAnsi="Times New Roman"/>
-          <w:color w:val="000000"/>
-          <w:sz w:val="24"/>
-        </w:rPr>
-        <w:t>Бо</w:t>
-      </w:r>
-      <w:r>
-        <w:rPr>
-          <w:rFonts w:ascii="Times New Roman" w:hAnsi="Times New Roman"/>
-          <w:color w:val="000000"/>
-          <w:sz w:val="24"/>
-        </w:rPr>
-        <w:t xml:space="preserve"> </w:t>
-      </w:r>
-      <w:r>
-        <w:rPr>
-          <w:rFonts w:ascii="Times New Roman" w:hAnsi="Times New Roman"/>
-          <w:color w:val="000000"/>
-          <w:sz w:val="24"/>
-        </w:rPr>
-        <w:t>Ти</w:t>
-      </w:r>
-      <w:r>
-        <w:rPr>
-          <w:rFonts w:ascii="Times New Roman" w:hAnsi="Times New Roman"/>
-          <w:color w:val="000000"/>
-          <w:sz w:val="24"/>
-        </w:rPr>
-        <w:t xml:space="preserve"> </w:t>
-      </w:r>
-      <w:r>
-        <w:rPr>
-          <w:rFonts w:ascii="Times New Roman" w:hAnsi="Times New Roman"/>
-          <w:color w:val="000000"/>
-          <w:sz w:val="24"/>
-        </w:rPr>
-        <w:t>благий</w:t>
-      </w:r>
-      <w:r>
-        <w:rPr>
-          <w:rFonts w:ascii="Times New Roman" w:hAnsi="Times New Roman"/>
-          <w:color w:val="000000"/>
-          <w:sz w:val="24"/>
-        </w:rPr>
-        <w:t xml:space="preserve"> </w:t>
-      </w:r>
-      <w:r>
-        <w:rPr>
-          <w:rFonts w:ascii="Times New Roman" w:hAnsi="Times New Roman"/>
-          <w:color w:val="000000"/>
-          <w:sz w:val="24"/>
-        </w:rPr>
-        <w:t>і</w:t>
-      </w:r>
-      <w:r>
-        <w:rPr>
-          <w:rFonts w:ascii="Times New Roman" w:hAnsi="Times New Roman"/>
-          <w:color w:val="000000"/>
-          <w:sz w:val="24"/>
-        </w:rPr>
-        <w:t xml:space="preserve"> </w:t>
-      </w:r>
-      <w:r>
-        <w:rPr>
-          <w:rFonts w:ascii="Times New Roman" w:hAnsi="Times New Roman"/>
-          <w:color w:val="000000"/>
-          <w:sz w:val="24"/>
-        </w:rPr>
-        <w:t>людинолюбний</w:t>
-      </w:r>
-      <w:r>
-        <w:rPr>
-          <w:rFonts w:ascii="Times New Roman" w:hAnsi="Times New Roman"/>
-          <w:color w:val="000000"/>
-          <w:sz w:val="24"/>
-        </w:rPr>
-        <w:t xml:space="preserve"> </w:t>
-      </w:r>
-      <w:r>
-        <w:rPr>
-          <w:rFonts w:ascii="Times New Roman" w:hAnsi="Times New Roman"/>
-          <w:color w:val="000000"/>
-          <w:sz w:val="24"/>
-        </w:rPr>
-        <w:t>Бог</w:t>
-      </w:r>
-      <w:r>
-        <w:rPr>
-          <w:rFonts w:ascii="Times New Roman" w:hAnsi="Times New Roman"/>
-          <w:color w:val="000000"/>
-          <w:sz w:val="24"/>
-        </w:rPr>
-        <w:t xml:space="preserve"> </w:t>
-      </w:r>
-      <w:r>
-        <w:rPr>
-          <w:rFonts w:ascii="Times New Roman" w:hAnsi="Times New Roman"/>
-          <w:color w:val="000000"/>
-          <w:sz w:val="24"/>
-        </w:rPr>
-        <w:t>–</w:t>
-      </w:r>
-      <w:r>
-        <w:rPr>
-          <w:rFonts w:ascii="Times New Roman" w:hAnsi="Times New Roman"/>
-          <w:color w:val="000000"/>
-          <w:sz w:val="24"/>
-        </w:rPr>
-        <w:t xml:space="preserve"> </w:t>
-      </w:r>
-      <w:r>
-        <w:rPr>
-          <w:rFonts w:ascii="Times New Roman" w:hAnsi="Times New Roman"/>
-          <w:color w:val="000000"/>
-          <w:sz w:val="24"/>
-        </w:rPr>
-        <w:t>і</w:t>
-      </w:r>
-      <w:r>
-        <w:rPr>
-          <w:rFonts w:ascii="Times New Roman" w:hAnsi="Times New Roman"/>
-          <w:color w:val="000000"/>
-          <w:sz w:val="24"/>
-        </w:rPr>
-        <w:t xml:space="preserve"> </w:t>
-      </w:r>
-      <w:r>
-        <w:rPr>
-          <w:rFonts w:ascii="Times New Roman" w:hAnsi="Times New Roman"/>
-          <w:color w:val="000000"/>
-          <w:sz w:val="24"/>
-        </w:rPr>
-        <w:t>Тобі</w:t>
-      </w:r>
-      <w:r>
-        <w:rPr>
-          <w:rFonts w:ascii="Times New Roman" w:hAnsi="Times New Roman"/>
-          <w:color w:val="000000"/>
-          <w:sz w:val="24"/>
-        </w:rPr>
-        <w:t xml:space="preserve"> </w:t>
-      </w:r>
-      <w:r>
-        <w:rPr>
-          <w:rFonts w:ascii="Times New Roman" w:hAnsi="Times New Roman"/>
-          <w:color w:val="000000"/>
-          <w:sz w:val="24"/>
-        </w:rPr>
-        <w:t>славу</w:t>
-      </w:r>
-      <w:r>
-        <w:rPr>
-          <w:rFonts w:ascii="Times New Roman" w:hAnsi="Times New Roman"/>
-          <w:color w:val="000000"/>
-          <w:sz w:val="24"/>
-        </w:rPr>
-        <w:t xml:space="preserve"> </w:t>
-      </w:r>
-      <w:r>
-        <w:rPr>
-          <w:rFonts w:ascii="Times New Roman" w:hAnsi="Times New Roman"/>
-          <w:color w:val="000000"/>
-          <w:sz w:val="24"/>
-        </w:rPr>
-        <w:t>возсилаємо,</w:t>
-      </w:r>
-      <w:r>
-        <w:rPr>
-          <w:rFonts w:ascii="Times New Roman" w:hAnsi="Times New Roman"/>
-          <w:color w:val="000000"/>
-          <w:sz w:val="24"/>
-        </w:rPr>
-        <w:t xml:space="preserve"> </w:t>
-      </w:r>
-      <w:r>
-        <w:rPr>
-          <w:rFonts w:ascii="Times New Roman" w:hAnsi="Times New Roman"/>
-          <w:color w:val="000000"/>
-          <w:sz w:val="24"/>
-        </w:rPr>
-        <w:t>Отцю,</w:t>
-      </w:r>
-      <w:r>
-        <w:rPr>
-          <w:rFonts w:ascii="Times New Roman" w:hAnsi="Times New Roman"/>
-          <w:color w:val="000000"/>
-          <w:sz w:val="24"/>
-        </w:rPr>
-        <w:t xml:space="preserve"> </w:t>
-      </w:r>
-      <w:r>
-        <w:rPr>
-          <w:rFonts w:ascii="Times New Roman" w:hAnsi="Times New Roman"/>
-          <w:color w:val="000000"/>
-          <w:sz w:val="24"/>
-        </w:rPr>
-        <w:t>і</w:t>
-      </w:r>
-      <w:r>
-        <w:rPr>
-          <w:rFonts w:ascii="Times New Roman" w:hAnsi="Times New Roman"/>
-          <w:color w:val="000000"/>
-          <w:sz w:val="24"/>
-        </w:rPr>
-        <w:t xml:space="preserve"> </w:t>
-      </w:r>
-      <w:r>
-        <w:rPr>
-          <w:rFonts w:ascii="Times New Roman" w:hAnsi="Times New Roman"/>
-          <w:color w:val="000000"/>
-          <w:sz w:val="24"/>
-        </w:rPr>
-        <w:t>Сину,</w:t>
-      </w:r>
-      <w:r>
-        <w:rPr>
-          <w:rFonts w:ascii="Times New Roman" w:hAnsi="Times New Roman"/>
-          <w:color w:val="000000"/>
-          <w:sz w:val="24"/>
-        </w:rPr>
-        <w:t xml:space="preserve"> </w:t>
-      </w:r>
-      <w:r>
-        <w:rPr>
-          <w:rFonts w:ascii="Times New Roman" w:hAnsi="Times New Roman"/>
-          <w:color w:val="000000"/>
-          <w:sz w:val="24"/>
-        </w:rPr>
-        <w:t>і</w:t>
-      </w:r>
-      <w:r>
-        <w:rPr>
-          <w:rFonts w:ascii="Times New Roman" w:hAnsi="Times New Roman"/>
-          <w:color w:val="000000"/>
-          <w:sz w:val="24"/>
-        </w:rPr>
-        <w:t xml:space="preserve"> </w:t>
-      </w:r>
-      <w:r>
-        <w:rPr>
-          <w:rFonts w:ascii="Times New Roman" w:hAnsi="Times New Roman"/>
-          <w:color w:val="000000"/>
-          <w:sz w:val="24"/>
-        </w:rPr>
-        <w:t>Святому</w:t>
-      </w:r>
-      <w:r>
-        <w:rPr>
-          <w:rFonts w:ascii="Times New Roman" w:hAnsi="Times New Roman"/>
-          <w:color w:val="000000"/>
-          <w:sz w:val="24"/>
-        </w:rPr>
-        <w:t xml:space="preserve"> </w:t>
-      </w:r>
-      <w:r>
-        <w:rPr>
-          <w:rFonts w:ascii="Times New Roman" w:hAnsi="Times New Roman"/>
-          <w:color w:val="000000"/>
-          <w:sz w:val="24"/>
-        </w:rPr>
-        <w:t>Духові,</w:t>
-      </w:r>
-      <w:r>
-        <w:rPr>
-          <w:rFonts w:ascii="Times New Roman" w:hAnsi="Times New Roman"/>
-          <w:color w:val="000000"/>
-          <w:sz w:val="24"/>
-        </w:rPr>
-        <w:t xml:space="preserve"> </w:t>
-      </w:r>
-      <w:r>
-        <w:rPr>
-          <w:rFonts w:ascii="Times New Roman" w:hAnsi="Times New Roman"/>
-          <w:color w:val="000000"/>
-          <w:sz w:val="24"/>
-        </w:rPr>
-        <w:t>нині,</w:t>
-      </w:r>
-      <w:r>
-        <w:rPr>
-          <w:rFonts w:ascii="Times New Roman" w:hAnsi="Times New Roman"/>
-          <w:color w:val="000000"/>
-          <w:sz w:val="24"/>
-        </w:rPr>
-        <w:t xml:space="preserve"> </w:t>
-      </w:r>
-      <w:r>
-        <w:rPr>
-          <w:rFonts w:ascii="Times New Roman" w:hAnsi="Times New Roman"/>
-          <w:color w:val="000000"/>
-          <w:sz w:val="24"/>
-        </w:rPr>
-        <w:t>і</w:t>
-      </w:r>
-      <w:r>
-        <w:rPr>
-          <w:rFonts w:ascii="Times New Roman" w:hAnsi="Times New Roman"/>
-          <w:color w:val="000000"/>
-          <w:sz w:val="24"/>
-        </w:rPr>
-        <w:t xml:space="preserve"> </w:t>
-      </w:r>
-      <w:r>
-        <w:rPr>
-          <w:rFonts w:ascii="Times New Roman" w:hAnsi="Times New Roman"/>
-          <w:color w:val="000000"/>
-          <w:sz w:val="24"/>
-        </w:rPr>
-        <w:t>повсякчас,</w:t>
-      </w:r>
-      <w:r>
-        <w:rPr>
-          <w:rFonts w:ascii="Times New Roman" w:hAnsi="Times New Roman"/>
-          <w:color w:val="000000"/>
-          <w:sz w:val="24"/>
-        </w:rPr>
-        <w:t xml:space="preserve"> </w:t>
-      </w:r>
-      <w:r>
-        <w:rPr>
-          <w:rFonts w:ascii="Times New Roman" w:hAnsi="Times New Roman"/>
-          <w:color w:val="000000"/>
-          <w:sz w:val="24"/>
-        </w:rPr>
-        <w:t>і</w:t>
-      </w:r>
-      <w:r>
-        <w:rPr>
-          <w:rFonts w:ascii="Times New Roman" w:hAnsi="Times New Roman"/>
-          <w:color w:val="000000"/>
-          <w:sz w:val="24"/>
-        </w:rPr>
-        <w:t xml:space="preserve"> </w:t>
-      </w:r>
-      <w:r>
-        <w:rPr>
-          <w:rFonts w:ascii="Times New Roman" w:hAnsi="Times New Roman"/>
-          <w:color w:val="000000"/>
-          <w:sz w:val="24"/>
-        </w:rPr>
-        <w:t>на</w:t>
-      </w:r>
-      <w:r>
-        <w:rPr>
-          <w:rFonts w:ascii="Times New Roman" w:hAnsi="Times New Roman"/>
-          <w:color w:val="000000"/>
-          <w:sz w:val="24"/>
-        </w:rPr>
-        <w:t xml:space="preserve"> </w:t>
-      </w:r>
-      <w:r>
-        <w:rPr>
-          <w:rFonts w:ascii="Times New Roman" w:hAnsi="Times New Roman"/>
-          <w:color w:val="000000"/>
-          <w:sz w:val="24"/>
-        </w:rPr>
-        <w:t>віки</w:t>
-      </w:r>
-      <w:r>
-        <w:rPr>
-          <w:rFonts w:ascii="Times New Roman" w:hAnsi="Times New Roman"/>
-          <w:color w:val="000000"/>
-          <w:sz w:val="24"/>
-        </w:rPr>
-        <w:t xml:space="preserve"> </w:t>
-      </w:r>
-      <w:r>
-        <w:rPr>
-          <w:rFonts w:ascii="Times New Roman" w:hAnsi="Times New Roman"/>
-          <w:color w:val="000000"/>
-          <w:sz w:val="24"/>
-        </w:rPr>
-        <w:t>віків.</w:t>
+          <w:sz w:val="24"/>
+        </w:rPr>
+        <w:t xml:space="preserve"> Бо Ти благий і людинолюбний Бог – і Тобі славу возсилаємо, Отцю, і Сину, і Святому Духові, нині, і повсякчас, і на віки віків.</w:t>
       </w:r>
     </w:p>
     <w:p>
@@ -44367,332 +42047,9 @@
       <w:r>
         <w:rPr>
           <w:rFonts w:ascii="Times New Roman" w:hAnsi="Times New Roman"/>
-          <w:i/>
-          <w:color w:val="FF0000"/>
-          <w:sz w:val="24"/>
-        </w:rPr>
-        <w:t xml:space="preserve"> </w:t>
-      </w:r>
-      <w:r>
-        <w:rPr>
-          <w:rFonts w:ascii="Times New Roman" w:hAnsi="Times New Roman"/>
-          <w:color w:val="000000"/>
-          <w:sz w:val="24"/>
-        </w:rPr>
-        <w:t>Бо</w:t>
-      </w:r>
-      <w:r>
-        <w:rPr>
-          <w:rFonts w:ascii="Times New Roman" w:hAnsi="Times New Roman"/>
-          <w:color w:val="000000"/>
-          <w:sz w:val="24"/>
-        </w:rPr>
-        <w:t xml:space="preserve"> </w:t>
-      </w:r>
-      <w:r>
-        <w:rPr>
-          <w:rFonts w:ascii="Times New Roman" w:hAnsi="Times New Roman"/>
-          <w:color w:val="000000"/>
-          <w:sz w:val="24"/>
-        </w:rPr>
-        <w:t>Ти</w:t>
-      </w:r>
-      <w:r>
-        <w:rPr>
-          <w:rFonts w:ascii="Times New Roman" w:hAnsi="Times New Roman"/>
-          <w:color w:val="000000"/>
-          <w:sz w:val="24"/>
-        </w:rPr>
-        <w:t xml:space="preserve"> </w:t>
-      </w:r>
-      <w:r>
-        <w:rPr>
-          <w:rFonts w:ascii="Times New Roman" w:hAnsi="Times New Roman"/>
-          <w:color w:val="000000"/>
-          <w:sz w:val="24"/>
-        </w:rPr>
-        <w:t>Бог</w:t>
-      </w:r>
-      <w:r>
-        <w:rPr>
-          <w:rFonts w:ascii="Times New Roman" w:hAnsi="Times New Roman"/>
-          <w:color w:val="000000"/>
-          <w:sz w:val="24"/>
-        </w:rPr>
-        <w:t xml:space="preserve"> </w:t>
-      </w:r>
-      <w:r>
-        <w:rPr>
-          <w:rFonts w:ascii="Times New Roman" w:hAnsi="Times New Roman"/>
-          <w:color w:val="000000"/>
-          <w:sz w:val="24"/>
-        </w:rPr>
-        <w:t>наш</w:t>
-      </w:r>
-      <w:r>
-        <w:rPr>
-          <w:rFonts w:ascii="Times New Roman" w:hAnsi="Times New Roman"/>
-          <w:color w:val="000000"/>
-          <w:sz w:val="24"/>
-        </w:rPr>
-        <w:t xml:space="preserve"> </w:t>
-      </w:r>
-      <w:r>
-        <w:rPr>
-          <w:rFonts w:ascii="Times New Roman" w:hAnsi="Times New Roman"/>
-          <w:color w:val="000000"/>
-          <w:sz w:val="24"/>
-        </w:rPr>
-        <w:t>і</w:t>
-      </w:r>
-      <w:r>
-        <w:rPr>
-          <w:rFonts w:ascii="Times New Roman" w:hAnsi="Times New Roman"/>
-          <w:color w:val="000000"/>
-          <w:sz w:val="24"/>
-        </w:rPr>
-        <w:t xml:space="preserve"> </w:t>
-      </w:r>
-      <w:r>
-        <w:rPr>
-          <w:rFonts w:ascii="Times New Roman" w:hAnsi="Times New Roman"/>
-          <w:color w:val="000000"/>
-          <w:sz w:val="24"/>
-        </w:rPr>
-        <w:t>Тобі</w:t>
-      </w:r>
-      <w:r>
-        <w:rPr>
-          <w:rFonts w:ascii="Times New Roman" w:hAnsi="Times New Roman"/>
-          <w:color w:val="000000"/>
-          <w:sz w:val="24"/>
-        </w:rPr>
-        <w:t xml:space="preserve"> </w:t>
-      </w:r>
-      <w:r>
-        <w:rPr>
-          <w:rFonts w:ascii="Times New Roman" w:hAnsi="Times New Roman"/>
-          <w:color w:val="000000"/>
-          <w:sz w:val="24"/>
-        </w:rPr>
-        <w:t>славу</w:t>
-      </w:r>
-      <w:r>
-        <w:rPr>
-          <w:rFonts w:ascii="Times New Roman" w:hAnsi="Times New Roman"/>
-          <w:color w:val="000000"/>
-          <w:sz w:val="24"/>
-        </w:rPr>
-        <w:t xml:space="preserve"> </w:t>
-      </w:r>
-      <w:r>
-        <w:rPr>
-          <w:rFonts w:ascii="Times New Roman" w:hAnsi="Times New Roman"/>
-          <w:color w:val="000000"/>
-          <w:sz w:val="24"/>
-        </w:rPr>
-        <w:t>возсилаємо:</w:t>
-      </w:r>
-      <w:r>
-        <w:rPr>
-          <w:rFonts w:ascii="Times New Roman" w:hAnsi="Times New Roman"/>
-          <w:color w:val="000000"/>
-          <w:sz w:val="24"/>
-        </w:rPr>
-        <w:t xml:space="preserve"> </w:t>
-      </w:r>
-      <w:r>
-        <w:rPr>
-          <w:rFonts w:ascii="Times New Roman" w:hAnsi="Times New Roman"/>
-          <w:color w:val="000000"/>
-          <w:sz w:val="24"/>
-        </w:rPr>
-        <w:t>Отцю,</w:t>
-      </w:r>
-      <w:r>
-        <w:rPr>
-          <w:rFonts w:ascii="Times New Roman" w:hAnsi="Times New Roman"/>
-          <w:color w:val="000000"/>
-          <w:sz w:val="24"/>
-        </w:rPr>
-        <w:t xml:space="preserve"> </w:t>
-      </w:r>
-      <w:r>
-        <w:rPr>
-          <w:rFonts w:ascii="Times New Roman" w:hAnsi="Times New Roman"/>
-          <w:color w:val="000000"/>
-          <w:sz w:val="24"/>
-        </w:rPr>
-        <w:t>і</w:t>
-      </w:r>
-      <w:r>
-        <w:rPr>
-          <w:rFonts w:ascii="Times New Roman" w:hAnsi="Times New Roman"/>
-          <w:color w:val="000000"/>
-          <w:sz w:val="24"/>
-        </w:rPr>
-        <w:t xml:space="preserve"> </w:t>
-      </w:r>
-      <w:r>
-        <w:rPr>
-          <w:rFonts w:ascii="Times New Roman" w:hAnsi="Times New Roman"/>
-          <w:color w:val="000000"/>
-          <w:sz w:val="24"/>
-        </w:rPr>
-        <w:t>Сину,</w:t>
-      </w:r>
-      <w:r>
-        <w:rPr>
-          <w:rFonts w:ascii="Times New Roman" w:hAnsi="Times New Roman"/>
-          <w:color w:val="000000"/>
-          <w:sz w:val="24"/>
-        </w:rPr>
-        <w:t xml:space="preserve"> </w:t>
-      </w:r>
-      <w:r>
-        <w:rPr>
-          <w:rFonts w:ascii="Times New Roman" w:hAnsi="Times New Roman"/>
-          <w:color w:val="000000"/>
-          <w:sz w:val="24"/>
-        </w:rPr>
-        <w:t>і</w:t>
-      </w:r>
-      <w:r>
-        <w:rPr>
-          <w:rFonts w:ascii="Times New Roman" w:hAnsi="Times New Roman"/>
-          <w:color w:val="000000"/>
-          <w:sz w:val="24"/>
-        </w:rPr>
-        <w:t xml:space="preserve"> </w:t>
-      </w:r>
-      <w:r>
-        <w:rPr>
-          <w:rFonts w:ascii="Times New Roman" w:hAnsi="Times New Roman"/>
-          <w:color w:val="000000"/>
-          <w:sz w:val="24"/>
-        </w:rPr>
-        <w:t>Святому</w:t>
-      </w:r>
-      <w:r>
-        <w:rPr>
-          <w:rFonts w:ascii="Times New Roman" w:hAnsi="Times New Roman"/>
-          <w:color w:val="000000"/>
-          <w:sz w:val="24"/>
-        </w:rPr>
-        <w:t xml:space="preserve"> </w:t>
-      </w:r>
-      <w:r>
-        <w:rPr>
-          <w:rFonts w:ascii="Times New Roman" w:hAnsi="Times New Roman"/>
-          <w:color w:val="000000"/>
-          <w:sz w:val="24"/>
-        </w:rPr>
-        <w:t>Духові</w:t>
-      </w:r>
-      <w:r>
-        <w:rPr>
-          <w:rFonts w:ascii="Times New Roman" w:hAnsi="Times New Roman"/>
-          <w:sz w:val="24"/>
-        </w:rPr>
-        <w:t>,</w:t>
-      </w:r>
-      <w:r>
-        <w:rPr>
-          <w:rFonts w:ascii="Times New Roman" w:hAnsi="Times New Roman"/>
-          <w:sz w:val="24"/>
-        </w:rPr>
-        <w:t xml:space="preserve"> </w:t>
-      </w:r>
-      <w:r>
-        <w:rPr>
-          <w:rFonts w:ascii="Times New Roman" w:hAnsi="Times New Roman"/>
-          <w:sz w:val="24"/>
-        </w:rPr>
-        <w:t>нині,</w:t>
-      </w:r>
-      <w:r>
-        <w:rPr>
-          <w:rFonts w:ascii="Times New Roman" w:hAnsi="Times New Roman"/>
-          <w:sz w:val="24"/>
-        </w:rPr>
-        <w:t xml:space="preserve"> </w:t>
-      </w:r>
-      <w:r>
-        <w:rPr>
-          <w:rFonts w:ascii="Times New Roman" w:hAnsi="Times New Roman"/>
-          <w:sz w:val="24"/>
-        </w:rPr>
-        <w:t>і</w:t>
-      </w:r>
-      <w:r>
-        <w:rPr>
-          <w:rFonts w:ascii="Times New Roman" w:hAnsi="Times New Roman"/>
-          <w:sz w:val="24"/>
-        </w:rPr>
-        <w:t xml:space="preserve"> </w:t>
-      </w:r>
-      <w:r>
-        <w:rPr>
-          <w:rFonts w:ascii="Times New Roman" w:hAnsi="Times New Roman"/>
-          <w:sz w:val="24"/>
-        </w:rPr>
-        <w:t>повсякчас,</w:t>
-      </w:r>
-      <w:r>
-        <w:rPr>
-          <w:rFonts w:ascii="Times New Roman" w:hAnsi="Times New Roman"/>
-          <w:sz w:val="24"/>
-        </w:rPr>
-        <w:t xml:space="preserve"> </w:t>
-      </w:r>
-      <w:r>
-        <w:rPr>
-          <w:rFonts w:ascii="Times New Roman" w:hAnsi="Times New Roman"/>
-          <w:sz w:val="24"/>
-        </w:rPr>
-        <w:t>і</w:t>
-      </w:r>
-      <w:r>
-        <w:rPr>
-          <w:rFonts w:ascii="Times New Roman" w:hAnsi="Times New Roman"/>
-          <w:sz w:val="24"/>
-        </w:rPr>
-        <w:t xml:space="preserve"> </w:t>
-      </w:r>
-      <w:r>
-        <w:rPr>
-          <w:rFonts w:ascii="Times New Roman" w:hAnsi="Times New Roman"/>
-          <w:sz w:val="24"/>
-        </w:rPr>
-        <w:t>на</w:t>
-      </w:r>
-      <w:r>
-        <w:rPr>
-          <w:rFonts w:ascii="Times New Roman" w:hAnsi="Times New Roman"/>
-          <w:sz w:val="24"/>
-        </w:rPr>
-        <w:t xml:space="preserve"> </w:t>
-      </w:r>
-      <w:r>
-        <w:rPr>
-          <w:rFonts w:ascii="Times New Roman" w:hAnsi="Times New Roman"/>
-          <w:sz w:val="24"/>
-        </w:rPr>
-        <w:t>віки</w:t>
-      </w:r>
-      <w:r>
-        <w:rPr>
-          <w:rFonts w:ascii="Times New Roman" w:hAnsi="Times New Roman"/>
-          <w:sz w:val="24"/>
-        </w:rPr>
-        <w:t xml:space="preserve"> </w:t>
-      </w:r>
-      <w:r>
-        <w:rPr>
-          <w:rFonts w:ascii="Times New Roman" w:hAnsi="Times New Roman"/>
-          <w:sz w:val="24"/>
-        </w:rPr>
-        <w:t>віків.</w:t>
+          <w:sz w:val="24"/>
+        </w:rPr>
+        <w:t xml:space="preserve"> Бо Ти Бог наш і Тобі славу возсилаємо: Отцю, і Сину, і Святому Духові, нині, і повсякчас, і на віки віків.</w:t>
       </w:r>
     </w:p>
     <w:p>
@@ -46265,412 +43622,9 @@
       <w:r>
         <w:rPr>
           <w:rFonts w:ascii="Times New Roman" w:hAnsi="Times New Roman"/>
-          <w:i/>
-          <w:color w:val="FF0000"/>
-          <w:sz w:val="24"/>
-        </w:rPr>
-        <w:t xml:space="preserve"> </w:t>
-      </w:r>
-      <w:r>
-        <w:rPr>
-          <w:rFonts w:ascii="Times New Roman" w:hAnsi="Times New Roman"/>
-          <w:color w:val="000000"/>
-          <w:sz w:val="24"/>
-        </w:rPr>
-        <w:t>Бо</w:t>
-      </w:r>
-      <w:r>
-        <w:rPr>
-          <w:rFonts w:ascii="Times New Roman" w:hAnsi="Times New Roman"/>
-          <w:color w:val="000000"/>
-          <w:sz w:val="24"/>
-        </w:rPr>
-        <w:t xml:space="preserve"> </w:t>
-      </w:r>
-      <w:r>
-        <w:rPr>
-          <w:rFonts w:ascii="Times New Roman" w:hAnsi="Times New Roman"/>
-          <w:color w:val="000000"/>
-          <w:sz w:val="24"/>
-        </w:rPr>
-        <w:t>Ти</w:t>
-      </w:r>
-      <w:r>
-        <w:rPr>
-          <w:rFonts w:ascii="Times New Roman" w:hAnsi="Times New Roman"/>
-          <w:color w:val="000000"/>
-          <w:sz w:val="24"/>
-        </w:rPr>
-        <w:t xml:space="preserve"> </w:t>
-      </w:r>
-      <w:r>
-        <w:rPr>
-          <w:rFonts w:ascii="Times New Roman" w:hAnsi="Times New Roman"/>
-          <w:color w:val="000000"/>
-          <w:sz w:val="24"/>
-        </w:rPr>
-        <w:t>цар</w:t>
-      </w:r>
-      <w:r>
-        <w:rPr>
-          <w:rFonts w:ascii="Times New Roman" w:hAnsi="Times New Roman"/>
-          <w:color w:val="000000"/>
-          <w:sz w:val="24"/>
-        </w:rPr>
-        <w:t xml:space="preserve"> </w:t>
-      </w:r>
-      <w:r>
-        <w:rPr>
-          <w:rFonts w:ascii="Times New Roman" w:hAnsi="Times New Roman"/>
-          <w:color w:val="000000"/>
-          <w:sz w:val="24"/>
-        </w:rPr>
-        <w:t>миру</w:t>
-      </w:r>
-      <w:r>
-        <w:rPr>
-          <w:rFonts w:ascii="Times New Roman" w:hAnsi="Times New Roman"/>
-          <w:color w:val="000000"/>
-          <w:sz w:val="24"/>
-        </w:rPr>
-        <w:t xml:space="preserve"> </w:t>
-      </w:r>
-      <w:r>
-        <w:rPr>
-          <w:rFonts w:ascii="Times New Roman" w:hAnsi="Times New Roman"/>
-          <w:color w:val="000000"/>
-          <w:sz w:val="24"/>
-        </w:rPr>
-        <w:t>і</w:t>
-      </w:r>
-      <w:r>
-        <w:rPr>
-          <w:rFonts w:ascii="Times New Roman" w:hAnsi="Times New Roman"/>
-          <w:color w:val="000000"/>
-          <w:sz w:val="24"/>
-        </w:rPr>
-        <w:t xml:space="preserve"> </w:t>
-      </w:r>
-      <w:r>
-        <w:rPr>
-          <w:rFonts w:ascii="Times New Roman" w:hAnsi="Times New Roman"/>
-          <w:color w:val="000000"/>
-          <w:sz w:val="24"/>
-        </w:rPr>
-        <w:t>Спас</w:t>
-      </w:r>
-      <w:r>
-        <w:rPr>
-          <w:rFonts w:ascii="Times New Roman" w:hAnsi="Times New Roman"/>
-          <w:color w:val="000000"/>
-          <w:sz w:val="24"/>
-        </w:rPr>
-        <w:t xml:space="preserve"> </w:t>
-      </w:r>
-      <w:r>
-        <w:rPr>
-          <w:rFonts w:ascii="Times New Roman" w:hAnsi="Times New Roman"/>
-          <w:color w:val="000000"/>
-          <w:sz w:val="24"/>
-        </w:rPr>
-        <w:t>душ</w:t>
-      </w:r>
-      <w:r>
-        <w:rPr>
-          <w:rFonts w:ascii="Times New Roman" w:hAnsi="Times New Roman"/>
-          <w:color w:val="000000"/>
-          <w:sz w:val="24"/>
-        </w:rPr>
-        <w:t xml:space="preserve"> </w:t>
-      </w:r>
-      <w:r>
-        <w:rPr>
-          <w:rFonts w:ascii="Times New Roman" w:hAnsi="Times New Roman"/>
-          <w:color w:val="000000"/>
-          <w:sz w:val="24"/>
-        </w:rPr>
-        <w:t>наших</w:t>
-      </w:r>
-      <w:r>
-        <w:rPr>
-          <w:rFonts w:ascii="Times New Roman" w:hAnsi="Times New Roman"/>
-          <w:color w:val="000000"/>
-          <w:sz w:val="24"/>
-        </w:rPr>
-        <w:t xml:space="preserve"> </w:t>
-      </w:r>
-      <w:r>
-        <w:rPr>
-          <w:rFonts w:ascii="Times New Roman" w:hAnsi="Times New Roman"/>
-          <w:color w:val="000000"/>
-          <w:sz w:val="24"/>
-        </w:rPr>
-        <w:t>–</w:t>
-      </w:r>
-      <w:r>
-        <w:rPr>
-          <w:rFonts w:ascii="Times New Roman" w:hAnsi="Times New Roman"/>
-          <w:color w:val="000000"/>
-          <w:sz w:val="24"/>
-        </w:rPr>
-        <w:t xml:space="preserve"> </w:t>
-      </w:r>
-      <w:r>
-        <w:rPr>
-          <w:rFonts w:ascii="Times New Roman" w:hAnsi="Times New Roman"/>
-          <w:color w:val="000000"/>
-          <w:sz w:val="24"/>
-        </w:rPr>
-        <w:t>і</w:t>
-      </w:r>
-      <w:r>
-        <w:rPr>
-          <w:rFonts w:ascii="Times New Roman" w:hAnsi="Times New Roman"/>
-          <w:color w:val="000000"/>
-          <w:sz w:val="24"/>
-        </w:rPr>
-        <w:t xml:space="preserve"> </w:t>
-      </w:r>
-      <w:r>
-        <w:rPr>
-          <w:rFonts w:ascii="Times New Roman" w:hAnsi="Times New Roman"/>
-          <w:color w:val="000000"/>
-          <w:sz w:val="24"/>
-        </w:rPr>
-        <w:t>Тобі</w:t>
-      </w:r>
-      <w:r>
-        <w:rPr>
-          <w:rFonts w:ascii="Times New Roman" w:hAnsi="Times New Roman"/>
-          <w:color w:val="000000"/>
-          <w:sz w:val="24"/>
-        </w:rPr>
-        <w:t xml:space="preserve"> </w:t>
-      </w:r>
-      <w:r>
-        <w:rPr>
-          <w:rFonts w:ascii="Times New Roman" w:hAnsi="Times New Roman"/>
-          <w:color w:val="000000"/>
-          <w:sz w:val="24"/>
-        </w:rPr>
-        <w:t>славу</w:t>
-      </w:r>
-      <w:r>
-        <w:rPr>
-          <w:rFonts w:ascii="Times New Roman" w:hAnsi="Times New Roman"/>
-          <w:color w:val="000000"/>
-          <w:sz w:val="24"/>
-        </w:rPr>
-        <w:t xml:space="preserve"> </w:t>
-      </w:r>
-      <w:r>
-        <w:rPr>
-          <w:rFonts w:ascii="Times New Roman" w:hAnsi="Times New Roman"/>
-          <w:color w:val="000000"/>
-          <w:sz w:val="24"/>
-        </w:rPr>
-        <w:t>возсилаємо,</w:t>
-      </w:r>
-      <w:r>
-        <w:rPr>
-          <w:rFonts w:ascii="Times New Roman" w:hAnsi="Times New Roman"/>
-          <w:color w:val="000000"/>
-          <w:sz w:val="24"/>
-        </w:rPr>
-        <w:t xml:space="preserve"> </w:t>
-      </w:r>
-      <w:r>
-        <w:rPr>
-          <w:rFonts w:ascii="Times New Roman" w:hAnsi="Times New Roman"/>
-          <w:color w:val="000000"/>
-          <w:sz w:val="24"/>
-        </w:rPr>
-        <w:t>Отцю,</w:t>
-      </w:r>
-      <w:r>
-        <w:rPr>
-          <w:rFonts w:ascii="Times New Roman" w:hAnsi="Times New Roman"/>
-          <w:color w:val="000000"/>
-          <w:sz w:val="24"/>
-        </w:rPr>
-        <w:t xml:space="preserve"> </w:t>
-      </w:r>
-      <w:r>
-        <w:rPr>
-          <w:rFonts w:ascii="Times New Roman" w:hAnsi="Times New Roman"/>
-          <w:color w:val="000000"/>
-          <w:sz w:val="24"/>
-        </w:rPr>
-        <w:t>і</w:t>
-      </w:r>
-      <w:r>
-        <w:rPr>
-          <w:rFonts w:ascii="Times New Roman" w:hAnsi="Times New Roman"/>
-          <w:color w:val="000000"/>
-          <w:sz w:val="24"/>
-        </w:rPr>
-        <w:t xml:space="preserve"> </w:t>
-      </w:r>
-      <w:r>
-        <w:rPr>
-          <w:rFonts w:ascii="Times New Roman" w:hAnsi="Times New Roman"/>
-          <w:color w:val="000000"/>
-          <w:sz w:val="24"/>
-        </w:rPr>
-        <w:t>Сину,</w:t>
-      </w:r>
-      <w:r>
-        <w:rPr>
-          <w:rFonts w:ascii="Times New Roman" w:hAnsi="Times New Roman"/>
-          <w:color w:val="000000"/>
-          <w:sz w:val="24"/>
-        </w:rPr>
-        <w:t xml:space="preserve"> </w:t>
-      </w:r>
-      <w:r>
-        <w:rPr>
-          <w:rFonts w:ascii="Times New Roman" w:hAnsi="Times New Roman"/>
-          <w:color w:val="000000"/>
-          <w:sz w:val="24"/>
-        </w:rPr>
-        <w:t>і</w:t>
-      </w:r>
-      <w:r>
-        <w:rPr>
-          <w:rFonts w:ascii="Times New Roman" w:hAnsi="Times New Roman"/>
-          <w:color w:val="000000"/>
-          <w:sz w:val="24"/>
-        </w:rPr>
-        <w:t xml:space="preserve"> </w:t>
-      </w:r>
-      <w:r>
-        <w:rPr>
-          <w:rFonts w:ascii="Times New Roman" w:hAnsi="Times New Roman"/>
-          <w:color w:val="000000"/>
-          <w:sz w:val="24"/>
-        </w:rPr>
-        <w:t>Святому</w:t>
-      </w:r>
-      <w:r>
-        <w:rPr>
-          <w:rFonts w:ascii="Times New Roman" w:hAnsi="Times New Roman"/>
-          <w:color w:val="000000"/>
-          <w:sz w:val="24"/>
-        </w:rPr>
-        <w:t xml:space="preserve"> </w:t>
-      </w:r>
-      <w:r>
-        <w:rPr>
-          <w:rFonts w:ascii="Times New Roman" w:hAnsi="Times New Roman"/>
-          <w:color w:val="000000"/>
-          <w:sz w:val="24"/>
-        </w:rPr>
-        <w:t>Духові</w:t>
-      </w:r>
-      <w:r>
-        <w:rPr>
-          <w:rFonts w:ascii="Times New Roman" w:hAnsi="Times New Roman"/>
-          <w:sz w:val="24"/>
-        </w:rPr>
-        <w:t>,</w:t>
-      </w:r>
-      <w:r>
-        <w:rPr>
-          <w:rFonts w:ascii="Times New Roman" w:hAnsi="Times New Roman"/>
-          <w:sz w:val="24"/>
-        </w:rPr>
-        <w:t xml:space="preserve"> </w:t>
-      </w:r>
-      <w:r>
-        <w:rPr>
-          <w:rFonts w:ascii="Times New Roman" w:hAnsi="Times New Roman"/>
-          <w:sz w:val="24"/>
-        </w:rPr>
-        <w:t>нині,</w:t>
-      </w:r>
-      <w:r>
-        <w:rPr>
-          <w:rFonts w:ascii="Times New Roman" w:hAnsi="Times New Roman"/>
-          <w:sz w:val="24"/>
-        </w:rPr>
-        <w:t xml:space="preserve"> </w:t>
-      </w:r>
-      <w:r>
-        <w:rPr>
-          <w:rFonts w:ascii="Times New Roman" w:hAnsi="Times New Roman"/>
-          <w:sz w:val="24"/>
-        </w:rPr>
-        <w:t>і</w:t>
-      </w:r>
-      <w:r>
-        <w:rPr>
-          <w:rFonts w:ascii="Times New Roman" w:hAnsi="Times New Roman"/>
-          <w:sz w:val="24"/>
-        </w:rPr>
-        <w:t xml:space="preserve"> </w:t>
-      </w:r>
-      <w:r>
-        <w:rPr>
-          <w:rFonts w:ascii="Times New Roman" w:hAnsi="Times New Roman"/>
-          <w:sz w:val="24"/>
-        </w:rPr>
-        <w:t>повсякчас,</w:t>
-      </w:r>
-      <w:r>
-        <w:rPr>
-          <w:rFonts w:ascii="Times New Roman" w:hAnsi="Times New Roman"/>
-          <w:sz w:val="24"/>
-        </w:rPr>
-        <w:t xml:space="preserve"> </w:t>
-      </w:r>
-      <w:r>
-        <w:rPr>
-          <w:rFonts w:ascii="Times New Roman" w:hAnsi="Times New Roman"/>
-          <w:sz w:val="24"/>
-        </w:rPr>
-        <w:t>і</w:t>
-      </w:r>
-      <w:r>
-        <w:rPr>
-          <w:rFonts w:ascii="Times New Roman" w:hAnsi="Times New Roman"/>
-          <w:sz w:val="24"/>
-        </w:rPr>
-        <w:t xml:space="preserve"> </w:t>
-      </w:r>
-      <w:r>
-        <w:rPr>
-          <w:rFonts w:ascii="Times New Roman" w:hAnsi="Times New Roman"/>
-          <w:sz w:val="24"/>
-        </w:rPr>
-        <w:t>на</w:t>
-      </w:r>
-      <w:r>
-        <w:rPr>
-          <w:rFonts w:ascii="Times New Roman" w:hAnsi="Times New Roman"/>
-          <w:sz w:val="24"/>
-        </w:rPr>
-        <w:t xml:space="preserve"> </w:t>
-      </w:r>
-      <w:r>
-        <w:rPr>
-          <w:rFonts w:ascii="Times New Roman" w:hAnsi="Times New Roman"/>
-          <w:sz w:val="24"/>
-        </w:rPr>
-        <w:t>віки</w:t>
-      </w:r>
-      <w:r>
-        <w:rPr>
-          <w:rFonts w:ascii="Times New Roman" w:hAnsi="Times New Roman"/>
-          <w:sz w:val="24"/>
-        </w:rPr>
-        <w:t xml:space="preserve"> </w:t>
-      </w:r>
-      <w:r>
-        <w:rPr>
-          <w:rFonts w:ascii="Times New Roman" w:hAnsi="Times New Roman"/>
-          <w:sz w:val="24"/>
-        </w:rPr>
-        <w:t>віків.</w:t>
+          <w:sz w:val="24"/>
+        </w:rPr>
+        <w:t xml:space="preserve"> Бо Ти цар миру і Спас душ наших – і Тобі славу возсилаємо, Отцю, і Сину, і Святому Духові, нині, і повсякчас, і на віки віків.</w:t>
       </w:r>
     </w:p>
     <w:p>
@@ -53114,7 +50068,7 @@
         <w:rPr>
           <w:rFonts w:ascii="Times New Roman" w:hAnsi="Times New Roman"/>
           <w:i/>
-          <w:color w:val="FF4400"/>
+          <w:color w:val="FF0000"/>
           <w:sz w:val="24"/>
         </w:rPr>
         <w:t>Священник:</w:t>
@@ -53122,326 +50076,9 @@
       <w:r>
         <w:rPr>
           <w:rFonts w:ascii="Times New Roman" w:hAnsi="Times New Roman"/>
-          <w:i/>
-          <w:color w:val="FF4400"/>
-          <w:sz w:val="24"/>
-        </w:rPr>
-        <w:t xml:space="preserve"> </w:t>
-      </w:r>
-      <w:r>
-        <w:rPr>
-          <w:rFonts w:ascii="Times New Roman" w:hAnsi="Times New Roman"/>
-          <w:sz w:val="24"/>
-        </w:rPr>
-        <w:t>Бо</w:t>
-      </w:r>
-      <w:r>
-        <w:rPr>
-          <w:rFonts w:ascii="Times New Roman" w:hAnsi="Times New Roman"/>
-          <w:sz w:val="24"/>
-        </w:rPr>
-        <w:t xml:space="preserve"> </w:t>
-      </w:r>
-      <w:r>
-        <w:rPr>
-          <w:rFonts w:ascii="Times New Roman" w:hAnsi="Times New Roman"/>
-          <w:sz w:val="24"/>
-        </w:rPr>
-        <w:t>милостивий</w:t>
-      </w:r>
-      <w:r>
-        <w:rPr>
-          <w:rFonts w:ascii="Times New Roman" w:hAnsi="Times New Roman"/>
-          <w:sz w:val="24"/>
-        </w:rPr>
-        <w:t xml:space="preserve"> </w:t>
-      </w:r>
-      <w:r>
-        <w:rPr>
-          <w:rFonts w:ascii="Times New Roman" w:hAnsi="Times New Roman"/>
-          <w:sz w:val="24"/>
-        </w:rPr>
-        <w:t>і</w:t>
-      </w:r>
-      <w:r>
-        <w:rPr>
-          <w:rFonts w:ascii="Times New Roman" w:hAnsi="Times New Roman"/>
-          <w:sz w:val="24"/>
-        </w:rPr>
-        <w:t xml:space="preserve"> </w:t>
-      </w:r>
-      <w:r>
-        <w:rPr>
-          <w:rFonts w:ascii="Times New Roman" w:hAnsi="Times New Roman"/>
-          <w:sz w:val="24"/>
-        </w:rPr>
-        <w:t>людинолюбний</w:t>
-      </w:r>
-      <w:r>
-        <w:rPr>
-          <w:rFonts w:ascii="Times New Roman" w:hAnsi="Times New Roman"/>
-          <w:sz w:val="24"/>
-        </w:rPr>
-        <w:t xml:space="preserve"> </w:t>
-      </w:r>
-      <w:r>
-        <w:rPr>
-          <w:rFonts w:ascii="Times New Roman" w:hAnsi="Times New Roman"/>
-          <w:sz w:val="24"/>
-        </w:rPr>
-        <w:t>Бог</w:t>
-      </w:r>
-      <w:r>
-        <w:rPr>
-          <w:rFonts w:ascii="Times New Roman" w:hAnsi="Times New Roman"/>
-          <w:sz w:val="24"/>
-        </w:rPr>
-        <w:t xml:space="preserve"> </w:t>
-      </w:r>
-      <w:r>
-        <w:rPr>
-          <w:rFonts w:ascii="Times New Roman" w:hAnsi="Times New Roman"/>
-          <w:sz w:val="24"/>
-        </w:rPr>
-        <w:t>єси,</w:t>
-      </w:r>
-      <w:r>
-        <w:rPr>
-          <w:rFonts w:ascii="Times New Roman" w:hAnsi="Times New Roman"/>
-          <w:sz w:val="24"/>
-        </w:rPr>
-        <w:t xml:space="preserve"> </w:t>
-      </w:r>
-      <w:r>
-        <w:rPr>
-          <w:rFonts w:ascii="Times New Roman" w:hAnsi="Times New Roman"/>
-          <w:sz w:val="24"/>
-        </w:rPr>
-        <w:t>і</w:t>
-      </w:r>
-      <w:r>
-        <w:rPr>
-          <w:rFonts w:ascii="Times New Roman" w:hAnsi="Times New Roman"/>
-          <w:sz w:val="24"/>
-        </w:rPr>
-        <w:t xml:space="preserve"> </w:t>
-      </w:r>
-      <w:r>
-        <w:rPr>
-          <w:rFonts w:ascii="Times New Roman" w:hAnsi="Times New Roman"/>
-          <w:sz w:val="24"/>
-        </w:rPr>
-        <w:t>Тобі</w:t>
-      </w:r>
-      <w:r>
-        <w:rPr>
-          <w:rFonts w:ascii="Times New Roman" w:hAnsi="Times New Roman"/>
-          <w:sz w:val="24"/>
-        </w:rPr>
-        <w:t xml:space="preserve"> </w:t>
-      </w:r>
-      <w:r>
-        <w:rPr>
-          <w:rFonts w:ascii="Times New Roman" w:hAnsi="Times New Roman"/>
-          <w:sz w:val="24"/>
-        </w:rPr>
-        <w:t>славу</w:t>
-      </w:r>
-      <w:r>
-        <w:rPr>
-          <w:rFonts w:ascii="Times New Roman" w:hAnsi="Times New Roman"/>
-          <w:sz w:val="24"/>
-        </w:rPr>
-        <w:t xml:space="preserve"> </w:t>
-      </w:r>
-      <w:r>
-        <w:rPr>
-          <w:rFonts w:ascii="Times New Roman" w:hAnsi="Times New Roman"/>
-          <w:sz w:val="24"/>
-        </w:rPr>
-        <w:t>возсилаємо,</w:t>
-      </w:r>
-      <w:r>
-        <w:rPr>
-          <w:rFonts w:ascii="Times New Roman" w:hAnsi="Times New Roman"/>
-          <w:sz w:val="24"/>
-        </w:rPr>
-        <w:t xml:space="preserve"> </w:t>
-      </w:r>
-      <w:r>
-        <w:rPr>
-          <w:rFonts w:ascii="Times New Roman" w:hAnsi="Times New Roman"/>
-          <w:sz w:val="24"/>
-        </w:rPr>
-        <w:t>Отцю,</w:t>
-      </w:r>
-      <w:r>
-        <w:rPr>
-          <w:rFonts w:ascii="Times New Roman" w:hAnsi="Times New Roman"/>
-          <w:sz w:val="24"/>
-        </w:rPr>
-        <w:t xml:space="preserve"> </w:t>
-      </w:r>
-      <w:r>
-        <w:rPr>
-          <w:rFonts w:ascii="Times New Roman" w:hAnsi="Times New Roman"/>
-          <w:sz w:val="24"/>
-        </w:rPr>
-        <w:t>і</w:t>
-      </w:r>
-      <w:r>
-        <w:rPr>
-          <w:rFonts w:ascii="Times New Roman" w:hAnsi="Times New Roman"/>
-          <w:sz w:val="24"/>
-        </w:rPr>
-        <w:t xml:space="preserve"> </w:t>
-      </w:r>
-      <w:r>
-        <w:rPr>
-          <w:rFonts w:ascii="Times New Roman" w:hAnsi="Times New Roman"/>
-          <w:sz w:val="24"/>
-        </w:rPr>
-        <w:t>Сину,</w:t>
-      </w:r>
-      <w:r>
-        <w:rPr>
-          <w:rFonts w:ascii="Times New Roman" w:hAnsi="Times New Roman"/>
-          <w:sz w:val="24"/>
-        </w:rPr>
-        <w:t xml:space="preserve"> </w:t>
-      </w:r>
-      <w:r>
-        <w:rPr>
-          <w:rFonts w:ascii="Times New Roman" w:hAnsi="Times New Roman"/>
-          <w:sz w:val="24"/>
-        </w:rPr>
-        <w:t>і</w:t>
-      </w:r>
-      <w:r>
-        <w:rPr>
-          <w:rFonts w:ascii="Times New Roman" w:hAnsi="Times New Roman"/>
-          <w:sz w:val="24"/>
-        </w:rPr>
-        <w:t xml:space="preserve"> </w:t>
-      </w:r>
-      <w:r>
-        <w:rPr>
-          <w:rFonts w:ascii="Times New Roman" w:hAnsi="Times New Roman"/>
-          <w:sz w:val="24"/>
-        </w:rPr>
-        <w:t>Святому</w:t>
-      </w:r>
-      <w:r>
-        <w:rPr>
-          <w:rFonts w:ascii="Times New Roman" w:hAnsi="Times New Roman"/>
-          <w:sz w:val="24"/>
-        </w:rPr>
-        <w:t xml:space="preserve"> </w:t>
-      </w:r>
-      <w:r>
-        <w:rPr>
-          <w:rFonts w:ascii="Times New Roman" w:hAnsi="Times New Roman"/>
-          <w:sz w:val="24"/>
-        </w:rPr>
-        <w:t>Духові,</w:t>
-      </w:r>
-      <w:r>
-        <w:rPr>
-          <w:rFonts w:ascii="Times New Roman" w:hAnsi="Times New Roman"/>
-          <w:sz w:val="24"/>
-        </w:rPr>
-        <w:t xml:space="preserve"> </w:t>
-      </w:r>
-      <w:r>
-        <w:rPr>
-          <w:rFonts w:ascii="Times New Roman" w:hAnsi="Times New Roman"/>
-          <w:sz w:val="24"/>
-        </w:rPr>
-        <w:t>нині,</w:t>
-      </w:r>
-      <w:r>
-        <w:rPr>
-          <w:rFonts w:ascii="Times New Roman" w:hAnsi="Times New Roman"/>
-          <w:sz w:val="24"/>
-        </w:rPr>
-        <w:t xml:space="preserve"> </w:t>
-      </w:r>
-      <w:r>
-        <w:rPr>
-          <w:rFonts w:ascii="Times New Roman" w:hAnsi="Times New Roman"/>
-          <w:sz w:val="24"/>
-        </w:rPr>
-        <w:t>і</w:t>
-      </w:r>
-      <w:r>
-        <w:rPr>
-          <w:rFonts w:ascii="Times New Roman" w:hAnsi="Times New Roman"/>
-          <w:sz w:val="24"/>
-        </w:rPr>
-        <w:t xml:space="preserve"> </w:t>
-      </w:r>
-      <w:r>
-        <w:rPr>
-          <w:rFonts w:ascii="Times New Roman" w:hAnsi="Times New Roman"/>
-          <w:sz w:val="24"/>
-        </w:rPr>
-        <w:t>повсякчас,</w:t>
-      </w:r>
-      <w:r>
-        <w:rPr>
-          <w:rFonts w:ascii="Times New Roman" w:hAnsi="Times New Roman"/>
-          <w:sz w:val="24"/>
-        </w:rPr>
-        <w:t xml:space="preserve"> </w:t>
-      </w:r>
-      <w:r>
-        <w:rPr>
-          <w:rFonts w:ascii="Times New Roman" w:hAnsi="Times New Roman"/>
-          <w:sz w:val="24"/>
-        </w:rPr>
-        <w:t>і</w:t>
-      </w:r>
-      <w:r>
-        <w:rPr>
-          <w:rFonts w:ascii="Times New Roman" w:hAnsi="Times New Roman"/>
-          <w:sz w:val="24"/>
-        </w:rPr>
-        <w:t xml:space="preserve"> </w:t>
-      </w:r>
-      <w:r>
-        <w:rPr>
-          <w:rFonts w:ascii="Times New Roman" w:hAnsi="Times New Roman"/>
-          <w:sz w:val="24"/>
-        </w:rPr>
-        <w:t>на</w:t>
-      </w:r>
-      <w:r>
-        <w:rPr>
-          <w:rFonts w:ascii="Times New Roman" w:hAnsi="Times New Roman"/>
-          <w:sz w:val="24"/>
-        </w:rPr>
-        <w:t xml:space="preserve"> </w:t>
-      </w:r>
-      <w:r>
-        <w:rPr>
-          <w:rFonts w:ascii="Times New Roman" w:hAnsi="Times New Roman"/>
-          <w:sz w:val="24"/>
-        </w:rPr>
-        <w:t>віки</w:t>
-      </w:r>
-      <w:r>
-        <w:rPr>
-          <w:rFonts w:ascii="Times New Roman" w:hAnsi="Times New Roman"/>
-          <w:sz w:val="24"/>
-        </w:rPr>
-        <w:t xml:space="preserve"> </w:t>
-      </w:r>
-      <w:r>
-        <w:rPr>
-          <w:rFonts w:ascii="Times New Roman" w:hAnsi="Times New Roman"/>
-          <w:sz w:val="24"/>
-        </w:rPr>
-        <w:t>віків.</w:t>
+          <w:sz w:val="24"/>
+        </w:rPr>
+        <w:t xml:space="preserve"> Бо милостивий і людинолюбний Бог єси, і Тобі славу возсилаємо, Отцю, і Сину, і Святому Духові, нині, і повсякчас, і на віки віків.</w:t>
       </w:r>
     </w:p>
     <w:p>
@@ -55964,7 +52601,7 @@
         <w:rPr>
           <w:rFonts w:ascii="Times New Roman" w:hAnsi="Times New Roman"/>
           <w:i/>
-          <w:color w:val="FF4400"/>
+          <w:color w:val="FF0000"/>
           <w:sz w:val="24"/>
         </w:rPr>
         <w:t>Священник:</w:t>
@@ -55972,435 +52609,9 @@
       <w:r>
         <w:rPr>
           <w:rFonts w:ascii="Times New Roman" w:hAnsi="Times New Roman"/>
-          <w:i/>
-          <w:color w:val="FF4400"/>
-          <w:sz w:val="24"/>
-        </w:rPr>
-        <w:t xml:space="preserve"> </w:t>
-      </w:r>
-      <w:r>
-        <w:rPr>
-          <w:rFonts w:ascii="Times New Roman" w:hAnsi="Times New Roman"/>
-          <w:color w:val="000000"/>
-          <w:sz w:val="24"/>
-        </w:rPr>
-        <w:t>Бо</w:t>
-      </w:r>
-      <w:r>
-        <w:rPr>
-          <w:rFonts w:ascii="Times New Roman" w:hAnsi="Times New Roman"/>
-          <w:color w:val="000000"/>
-          <w:sz w:val="24"/>
-        </w:rPr>
-        <w:t xml:space="preserve"> </w:t>
-      </w:r>
-      <w:r>
-        <w:rPr>
-          <w:rFonts w:ascii="Times New Roman" w:hAnsi="Times New Roman"/>
-          <w:color w:val="000000"/>
-          <w:sz w:val="24"/>
-        </w:rPr>
-        <w:t>до</w:t>
-      </w:r>
-      <w:r>
-        <w:rPr>
-          <w:rFonts w:ascii="Times New Roman" w:hAnsi="Times New Roman"/>
-          <w:color w:val="000000"/>
-          <w:sz w:val="24"/>
-        </w:rPr>
-        <w:t xml:space="preserve"> </w:t>
-      </w:r>
-      <w:r>
-        <w:rPr>
-          <w:rFonts w:ascii="Times New Roman" w:hAnsi="Times New Roman"/>
-          <w:color w:val="000000"/>
-          <w:sz w:val="24"/>
-        </w:rPr>
-        <w:t>Тебе</w:t>
-      </w:r>
-      <w:r>
-        <w:rPr>
-          <w:rFonts w:ascii="Times New Roman" w:hAnsi="Times New Roman"/>
-          <w:color w:val="000000"/>
-          <w:sz w:val="24"/>
-        </w:rPr>
-        <w:t xml:space="preserve"> </w:t>
-      </w:r>
-      <w:r>
-        <w:rPr>
-          <w:rFonts w:ascii="Times New Roman" w:hAnsi="Times New Roman"/>
-          <w:color w:val="000000"/>
-          <w:sz w:val="24"/>
-        </w:rPr>
-        <w:t>належить</w:t>
-      </w:r>
-      <w:r>
-        <w:rPr>
-          <w:rFonts w:ascii="Times New Roman" w:hAnsi="Times New Roman"/>
-          <w:color w:val="000000"/>
-          <w:sz w:val="24"/>
-        </w:rPr>
-        <w:t xml:space="preserve"> </w:t>
-      </w:r>
-      <w:r>
-        <w:rPr>
-          <w:rFonts w:ascii="Times New Roman" w:hAnsi="Times New Roman"/>
-          <w:color w:val="000000"/>
-          <w:sz w:val="24"/>
-        </w:rPr>
-        <w:t>милувати</w:t>
-      </w:r>
-      <w:r>
-        <w:rPr>
-          <w:rFonts w:ascii="Times New Roman" w:hAnsi="Times New Roman"/>
-          <w:color w:val="000000"/>
-          <w:sz w:val="24"/>
-        </w:rPr>
-        <w:t xml:space="preserve"> </w:t>
-      </w:r>
-      <w:r>
-        <w:rPr>
-          <w:rFonts w:ascii="Times New Roman" w:hAnsi="Times New Roman"/>
-          <w:color w:val="000000"/>
-          <w:sz w:val="24"/>
-        </w:rPr>
-        <w:t>і</w:t>
-      </w:r>
-      <w:r>
-        <w:rPr>
-          <w:rFonts w:ascii="Times New Roman" w:hAnsi="Times New Roman"/>
-          <w:color w:val="000000"/>
-          <w:sz w:val="24"/>
-        </w:rPr>
-        <w:t xml:space="preserve"> </w:t>
-      </w:r>
-      <w:r>
-        <w:rPr>
-          <w:rFonts w:ascii="Times New Roman" w:hAnsi="Times New Roman"/>
-          <w:color w:val="000000"/>
-          <w:sz w:val="24"/>
-        </w:rPr>
-        <w:t>спасати</w:t>
-      </w:r>
-      <w:r>
-        <w:rPr>
-          <w:rFonts w:ascii="Times New Roman" w:hAnsi="Times New Roman"/>
-          <w:color w:val="000000"/>
-          <w:sz w:val="24"/>
-        </w:rPr>
-        <w:t xml:space="preserve"> </w:t>
-      </w:r>
-      <w:r>
-        <w:rPr>
-          <w:rFonts w:ascii="Times New Roman" w:hAnsi="Times New Roman"/>
-          <w:color w:val="000000"/>
-          <w:sz w:val="24"/>
-        </w:rPr>
-        <w:t>нас,</w:t>
-      </w:r>
-      <w:r>
-        <w:rPr>
-          <w:rFonts w:ascii="Times New Roman" w:hAnsi="Times New Roman"/>
-          <w:color w:val="000000"/>
-          <w:sz w:val="24"/>
-        </w:rPr>
-        <w:t xml:space="preserve"> </w:t>
-      </w:r>
-      <w:r>
-        <w:rPr>
-          <w:rFonts w:ascii="Times New Roman" w:hAnsi="Times New Roman"/>
-          <w:color w:val="000000"/>
-          <w:sz w:val="24"/>
-        </w:rPr>
-        <w:t>Боже</w:t>
-      </w:r>
-      <w:r>
-        <w:rPr>
-          <w:rFonts w:ascii="Times New Roman" w:hAnsi="Times New Roman"/>
-          <w:color w:val="000000"/>
-          <w:sz w:val="24"/>
-        </w:rPr>
-        <w:t xml:space="preserve"> </w:t>
-      </w:r>
-      <w:r>
-        <w:rPr>
-          <w:rFonts w:ascii="Times New Roman" w:hAnsi="Times New Roman"/>
-          <w:color w:val="000000"/>
-          <w:sz w:val="24"/>
-        </w:rPr>
-        <w:t>наш,</w:t>
-      </w:r>
-      <w:r>
-        <w:rPr>
-          <w:rFonts w:ascii="Times New Roman" w:hAnsi="Times New Roman"/>
-          <w:color w:val="000000"/>
-          <w:sz w:val="24"/>
-        </w:rPr>
-        <w:t xml:space="preserve"> </w:t>
-      </w:r>
-      <w:r>
-        <w:rPr>
-          <w:rFonts w:ascii="Times New Roman" w:hAnsi="Times New Roman"/>
-          <w:color w:val="000000"/>
-          <w:sz w:val="24"/>
-        </w:rPr>
-        <w:t>і</w:t>
-      </w:r>
-      <w:r>
-        <w:rPr>
-          <w:rFonts w:ascii="Times New Roman" w:hAnsi="Times New Roman"/>
-          <w:color w:val="000000"/>
-          <w:sz w:val="24"/>
-        </w:rPr>
-        <w:t xml:space="preserve"> </w:t>
-      </w:r>
-      <w:r>
-        <w:rPr>
-          <w:rFonts w:ascii="Times New Roman" w:hAnsi="Times New Roman"/>
-          <w:color w:val="000000"/>
-          <w:sz w:val="24"/>
-        </w:rPr>
-        <w:t>Тобі</w:t>
-      </w:r>
-      <w:r>
-        <w:rPr>
-          <w:rFonts w:ascii="Times New Roman" w:hAnsi="Times New Roman"/>
-          <w:color w:val="000000"/>
-          <w:sz w:val="24"/>
-        </w:rPr>
-        <w:t xml:space="preserve"> </w:t>
-      </w:r>
-      <w:r>
-        <w:rPr>
-          <w:rFonts w:ascii="Times New Roman" w:hAnsi="Times New Roman"/>
-          <w:color w:val="000000"/>
-          <w:sz w:val="24"/>
-        </w:rPr>
-        <w:t>славу</w:t>
-      </w:r>
-      <w:r>
-        <w:rPr>
-          <w:rFonts w:ascii="Times New Roman" w:hAnsi="Times New Roman"/>
-          <w:color w:val="000000"/>
-          <w:sz w:val="24"/>
-        </w:rPr>
-        <w:t xml:space="preserve"> </w:t>
-      </w:r>
-      <w:r>
-        <w:rPr>
-          <w:rFonts w:ascii="Times New Roman" w:hAnsi="Times New Roman"/>
-          <w:color w:val="000000"/>
-          <w:sz w:val="24"/>
-        </w:rPr>
-        <w:t>віддаємо,</w:t>
-      </w:r>
-      <w:r>
-        <w:rPr>
-          <w:rFonts w:ascii="Times New Roman" w:hAnsi="Times New Roman"/>
-          <w:color w:val="000000"/>
-          <w:sz w:val="24"/>
-        </w:rPr>
-        <w:t xml:space="preserve"> </w:t>
-      </w:r>
-      <w:r>
-        <w:rPr>
-          <w:rFonts w:ascii="Times New Roman" w:hAnsi="Times New Roman"/>
-          <w:color w:val="000000"/>
-          <w:sz w:val="24"/>
-        </w:rPr>
-        <w:t>Отцю,</w:t>
-      </w:r>
-      <w:r>
-        <w:rPr>
-          <w:rFonts w:ascii="Times New Roman" w:hAnsi="Times New Roman"/>
-          <w:color w:val="000000"/>
-          <w:sz w:val="24"/>
-        </w:rPr>
-        <w:t xml:space="preserve"> </w:t>
-      </w:r>
-      <w:r>
-        <w:rPr>
-          <w:rFonts w:ascii="Times New Roman" w:hAnsi="Times New Roman"/>
-          <w:color w:val="000000"/>
-          <w:sz w:val="24"/>
-        </w:rPr>
-        <w:t>і</w:t>
-      </w:r>
-      <w:r>
-        <w:rPr>
-          <w:rFonts w:ascii="Times New Roman" w:hAnsi="Times New Roman"/>
-          <w:color w:val="000000"/>
-          <w:sz w:val="24"/>
-        </w:rPr>
-        <w:t xml:space="preserve"> </w:t>
-      </w:r>
-      <w:r>
-        <w:rPr>
-          <w:rFonts w:ascii="Times New Roman" w:hAnsi="Times New Roman"/>
-          <w:color w:val="000000"/>
-          <w:sz w:val="24"/>
-        </w:rPr>
-        <w:t>Сину,</w:t>
-      </w:r>
-      <w:r>
-        <w:rPr>
-          <w:rFonts w:ascii="Times New Roman" w:hAnsi="Times New Roman"/>
-          <w:color w:val="000000"/>
-          <w:sz w:val="24"/>
-        </w:rPr>
-        <w:t xml:space="preserve"> </w:t>
-      </w:r>
-      <w:r>
-        <w:rPr>
-          <w:rFonts w:ascii="Times New Roman" w:hAnsi="Times New Roman"/>
-          <w:color w:val="000000"/>
-          <w:sz w:val="24"/>
-        </w:rPr>
-        <w:t>і</w:t>
-      </w:r>
-      <w:r>
-        <w:rPr>
-          <w:rFonts w:ascii="Times New Roman" w:hAnsi="Times New Roman"/>
-          <w:color w:val="000000"/>
-          <w:sz w:val="24"/>
-        </w:rPr>
-        <w:t xml:space="preserve"> </w:t>
-      </w:r>
-      <w:r>
-        <w:rPr>
-          <w:rFonts w:ascii="Times New Roman" w:hAnsi="Times New Roman"/>
-          <w:color w:val="000000"/>
-          <w:sz w:val="24"/>
-        </w:rPr>
-        <w:t>Святому</w:t>
-      </w:r>
-      <w:r>
-        <w:rPr>
-          <w:rFonts w:ascii="Times New Roman" w:hAnsi="Times New Roman"/>
-          <w:color w:val="000000"/>
-          <w:sz w:val="24"/>
-        </w:rPr>
-        <w:t xml:space="preserve"> </w:t>
-      </w:r>
-      <w:r>
-        <w:rPr>
-          <w:rFonts w:ascii="Times New Roman" w:hAnsi="Times New Roman"/>
-          <w:color w:val="000000"/>
-          <w:sz w:val="24"/>
-        </w:rPr>
-        <w:t>Духові,</w:t>
-      </w:r>
-      <w:r>
-        <w:rPr>
-          <w:rFonts w:ascii="Times New Roman" w:hAnsi="Times New Roman"/>
-          <w:color w:val="000000"/>
-          <w:sz w:val="24"/>
-        </w:rPr>
-        <w:t xml:space="preserve"> </w:t>
-      </w:r>
-      <w:r>
-        <w:rPr>
-          <w:rFonts w:ascii="Times New Roman" w:hAnsi="Times New Roman"/>
-          <w:color w:val="000000"/>
-          <w:sz w:val="24"/>
-        </w:rPr>
-        <w:t>нині,</w:t>
-      </w:r>
-      <w:r>
-        <w:rPr>
-          <w:rFonts w:ascii="Times New Roman" w:hAnsi="Times New Roman"/>
-          <w:color w:val="000000"/>
-          <w:sz w:val="24"/>
-        </w:rPr>
-        <w:t xml:space="preserve"> </w:t>
-      </w:r>
-      <w:r>
-        <w:rPr>
-          <w:rFonts w:ascii="Times New Roman" w:hAnsi="Times New Roman"/>
-          <w:color w:val="000000"/>
-          <w:sz w:val="24"/>
-        </w:rPr>
-        <w:t>і</w:t>
-      </w:r>
-      <w:r>
-        <w:rPr>
-          <w:rFonts w:ascii="Times New Roman" w:hAnsi="Times New Roman"/>
-          <w:color w:val="000000"/>
-          <w:sz w:val="24"/>
-        </w:rPr>
-        <w:t xml:space="preserve"> </w:t>
-      </w:r>
-      <w:r>
-        <w:rPr>
-          <w:rFonts w:ascii="Times New Roman" w:hAnsi="Times New Roman"/>
-          <w:color w:val="000000"/>
-          <w:sz w:val="24"/>
-        </w:rPr>
-        <w:t>повсякчас,</w:t>
-      </w:r>
-      <w:r>
-        <w:rPr>
-          <w:rFonts w:ascii="Times New Roman" w:hAnsi="Times New Roman"/>
-          <w:color w:val="000000"/>
-          <w:sz w:val="24"/>
-        </w:rPr>
-        <w:t xml:space="preserve"> </w:t>
-      </w:r>
-      <w:r>
-        <w:rPr>
-          <w:rFonts w:ascii="Times New Roman" w:hAnsi="Times New Roman"/>
-          <w:color w:val="000000"/>
-          <w:sz w:val="24"/>
-        </w:rPr>
-        <w:t>і</w:t>
-      </w:r>
-      <w:r>
-        <w:rPr>
-          <w:rFonts w:ascii="Times New Roman" w:hAnsi="Times New Roman"/>
-          <w:color w:val="000000"/>
-          <w:sz w:val="24"/>
-        </w:rPr>
-        <w:t xml:space="preserve"> </w:t>
-      </w:r>
-      <w:r>
-        <w:rPr>
-          <w:rFonts w:ascii="Times New Roman" w:hAnsi="Times New Roman"/>
-          <w:color w:val="000000"/>
-          <w:sz w:val="24"/>
-        </w:rPr>
-        <w:t>на</w:t>
-      </w:r>
-      <w:r>
-        <w:rPr>
-          <w:rFonts w:ascii="Times New Roman" w:hAnsi="Times New Roman"/>
-          <w:color w:val="000000"/>
-          <w:sz w:val="24"/>
-        </w:rPr>
-        <w:t xml:space="preserve"> </w:t>
-      </w:r>
-      <w:r>
-        <w:rPr>
-          <w:rFonts w:ascii="Times New Roman" w:hAnsi="Times New Roman"/>
-          <w:color w:val="000000"/>
-          <w:sz w:val="24"/>
-        </w:rPr>
-        <w:t>віки</w:t>
-      </w:r>
-      <w:r>
-        <w:rPr>
-          <w:rFonts w:ascii="Times New Roman" w:hAnsi="Times New Roman"/>
-          <w:color w:val="000000"/>
-          <w:sz w:val="24"/>
-        </w:rPr>
-        <w:t xml:space="preserve"> </w:t>
-      </w:r>
-      <w:r>
-        <w:rPr>
-          <w:rFonts w:ascii="Times New Roman" w:hAnsi="Times New Roman"/>
-          <w:color w:val="000000"/>
-          <w:sz w:val="24"/>
-        </w:rPr>
-        <w:t>віків.</w:t>
+          <w:sz w:val="24"/>
+        </w:rPr>
+        <w:t xml:space="preserve"> Бо до Тебе належить милувати і спасати нас, Боже наш, і Тобі славу віддаємо, Отцю, і Сину, і Святому Духові, нині, і повсякчас, і на віки віків.</w:t>
       </w:r>
     </w:p>
     <w:p>
@@ -56810,13 +53021,6 @@
     <w:p>
       <w:pPr>
         <w:spacing w:after="120"/>
-        <w:jc w:val="both"/>
-        <w:rPr>
-          <w:rFonts w:ascii="Times New Roman" w:hAnsi="Times New Roman"/>
-          <w:sz w:val="24"/>
-          <w:szCs w:val="24"/>
-          <w:lang w:val="uk-UA"/>
-        </w:rPr>
       </w:pPr>
       <w:r>
         <w:rPr>
@@ -56824,76 +53028,15 @@
           <w:i/>
           <w:color w:val="FF0000"/>
           <w:sz w:val="24"/>
-          <w:szCs w:val="24"/>
-          <w:lang w:val="uk-UA"/>
-        </w:rPr>
-        <w:t>Священик:</w:t>
-      </w:r>
-      <w:r>
-        <w:rPr>
-          <w:rFonts w:ascii="Times New Roman" w:hAnsi="Times New Roman"/>
-          <w:sz w:val="24"/>
-          <w:szCs w:val="24"/>
-          <w:lang w:val="uk-UA"/>
-        </w:rPr>
-        <w:t xml:space="preserve"> Христос, істинний Бог наш, що народився в вертепі у Вифлеємі Юдейському і да</w:t>
-      </w:r>
-      <w:r>
-        <w:rPr>
-          <w:rFonts w:ascii="Times New Roman" w:hAnsi="Times New Roman"/>
-          <w:sz w:val="24"/>
-          <w:szCs w:val="24"/>
-          <w:lang w:val="uk-UA"/>
-        </w:rPr>
-        <w:t>в себе покласти у ясла спасіння нашого ради, молитвами пречистої своєї Матері, святих славних апостолів, і святого апостола первомученика і архидиякона Стефана, якого світлу пам’ять днесь святкуємо</w:t>
-      </w:r>
-      <w:r>
-        <w:rPr>
-          <w:rFonts w:ascii="Times New Roman" w:hAnsi="Times New Roman"/>
-          <w:i/>
-          <w:sz w:val="24"/>
-          <w:szCs w:val="24"/>
-          <w:lang w:val="uk-UA"/>
-        </w:rPr>
-        <w:t xml:space="preserve">, </w:t>
-      </w:r>
-      <w:r>
-        <w:rPr>
-          <w:rFonts w:ascii="Times New Roman" w:hAnsi="Times New Roman"/>
-          <w:sz w:val="24"/>
-          <w:szCs w:val="24"/>
-          <w:lang w:val="uk-UA"/>
-        </w:rPr>
-        <w:t xml:space="preserve">і святого </w:t>
-      </w:r>
-      <w:r>
-        <w:rPr>
-          <w:rFonts w:ascii="Times New Roman" w:hAnsi="Times New Roman"/>
-          <w:i/>
-          <w:color w:val="FF0000"/>
-          <w:sz w:val="24"/>
-          <w:szCs w:val="24"/>
-          <w:lang w:val="uk-UA"/>
-        </w:rPr>
-        <w:t>(ім'я, якого є храм)</w:t>
-      </w:r>
-      <w:r>
-        <w:rPr>
-          <w:rFonts w:ascii="Times New Roman" w:hAnsi="Times New Roman"/>
-          <w:sz w:val="24"/>
-          <w:szCs w:val="24"/>
-          <w:lang w:val="uk-UA"/>
-        </w:rPr>
-        <w:t xml:space="preserve">, і всіх святих, помилує і </w:t>
-      </w:r>
-      <w:r>
-        <w:rPr>
-          <w:rFonts w:ascii="Times New Roman" w:hAnsi="Times New Roman"/>
-          <w:sz w:val="24"/>
-          <w:szCs w:val="24"/>
-          <w:lang w:val="uk-UA"/>
-        </w:rPr>
-        <w:t>спасе нас, як благий і чоловіколюбець.</w:t>
+        </w:rPr>
+        <w:t>Священник:</w:t>
+      </w:r>
+      <w:r>
+        <w:rPr>
+          <w:rFonts w:ascii="Times New Roman" w:hAnsi="Times New Roman"/>
+          <w:sz w:val="24"/>
+        </w:rPr>
+        <w:t xml:space="preserve"> Христос, істинний Бог наш, що народився у вертепі у Вифлеємі Юдейському і в яслах положився спасіння нашого ради - молитвами пречистої своєї Матері, якої пам'ять собору святкуємо, святих, славних і всехвальних апостолів, і святого апостола, первомученика й архидиякона Стефана, преподобного отця нашого й ісповідника Теодора Начертанного, брата Теофана, творця канонів,, і всіх святих - помилує і спасе нас як благий і людинолюбний.</w:t>
       </w:r>
     </w:p>
     <w:p>
